--- a/DOC/EN/NF-DOC-005_User_Manual_—_Customer_EN.docx
+++ b/DOC/EN/NF-DOC-005_User_Manual_—_Customer_EN.docx
@@ -886,6 +886,69 @@
                 <w:color w:val="0B1F2E"/>
                 <w:sz w:val="21"/>
               </w:rPr>
+              <w:t>Email not verified?</w:t>
+            </w:r>
+          </w:p>
+          <w:p>
+            <w:pPr>
+              <w:spacing w:after="0"/>
+            </w:pPr>
+            <w:r>
+              <w:rPr>
+                <w:rFonts w:ascii="Segoe UI" w:hAnsi="Segoe UI" w:cs="Segoe UI"/>
+                <w:b w:val="0"/>
+                <w:i w:val="0"/>
+                <w:color w:val="0B1F2E"/>
+                <w:sz w:val="20"/>
+              </w:rPr>
+              <w:t>New accounts must verify their email before the first login. If your email isn't verified yet, you'll be asked to enter the 6-digit code emailed to you during registration — log in again once it's confirmed.</w:t>
+            </w:r>
+          </w:p>
+        </w:tc>
+      </w:tr>
+    </w:tbl>
+    <w:p>
+      <w:pPr>
+        <w:spacing w:after="40"/>
+      </w:pPr>
+    </w:p>
+    <w:tbl>
+      <w:tblPr>
+        <w:tblStyle w:val="TableGrid"/>
+        <w:tblW w:type="auto" w:w="0"/>
+        <w:tblLook w:firstColumn="1" w:firstRow="1" w:lastColumn="0" w:lastRow="0" w:noHBand="0" w:noVBand="1" w:val="04A0"/>
+      </w:tblPr>
+      <w:tblGrid>
+        <w:gridCol w:w="9317"/>
+      </w:tblGrid>
+      <w:tr>
+        <w:tc>
+          <w:tcPr>
+            <w:tcW w:type="dxa" w:w="9317"/>
+            <w:tcBorders>
+              <w:left w:val="single" w:sz="28" w:space="0" w:color="00BDAA"/>
+            </w:tcBorders>
+            <w:shd w:val="clear" w:fill="E0F7F4"/>
+            <w:tcMar>
+              <w:top w:w="140" w:type="dxa"/>
+              <w:start w:w="200" w:type="dxa"/>
+              <w:bottom w:w="140" w:type="dxa"/>
+              <w:end w:w="200" w:type="dxa"/>
+            </w:tcMar>
+          </w:tcPr>
+          <w:p>
+            <w:pPr>
+              <w:spacing w:after="60"/>
+            </w:pPr>
+            <w:r/>
+            <w:r>
+              <w:rPr>
+                <w:rFonts w:ascii="Segoe UI" w:hAnsi="Segoe UI" w:cs="Segoe UI"/>
+                <w:b/>
+                <w:i w:val="0"/>
+                <w:color w:val="0B1F2E"/>
+                <w:sz w:val="21"/>
+              </w:rPr>
               <w:t>Forgot your password?</w:t>
             </w:r>
           </w:p>
@@ -1647,7 +1710,7 @@
                 <w:color w:val="0B1F2E"/>
                 <w:sz w:val="19"/>
               </w:rPr>
-              <w:t>Use the /link command in the Telegram bot.</w:t>
+              <w:t>Send /link to the bot, then confirm with the code emailed to you (/confirm &lt;code&gt;).</w:t>
             </w:r>
           </w:p>
         </w:tc>

--- a/DOC/EN/NF-DOC-005_User_Manual_—_Customer_EN.docx
+++ b/DOC/EN/NF-DOC-005_User_Manual_—_Customer_EN.docx
@@ -1183,7 +1183,7 @@
           <w:color w:val="008A7C"/>
           <w:sz w:val="26"/>
         </w:rPr>
-        <w:t>4.1 KHQR Payment</w:t>
+        <w:t>4.1 Loan Repayment (ABA PayWay Hosted Checkout)</w:t>
       </w:r>
     </w:p>
     <w:p>
@@ -1195,7 +1195,7 @@
           <w:color w:val="0B1F2E"/>
           <w:sz w:val="21"/>
         </w:rPr>
-        <w:t>Navigate to 'KHQR Payment' in the sidebar to generate a QR code for repayment.</w:t>
+        <w:t>Navigate to 'Loan Repayment' in the sidebar. The page shows your next installment due and outstanding balance for your active loan.</w:t>
       </w:r>
     </w:p>
     <w:p>
@@ -1211,7 +1211,7 @@
           <w:color w:val="0B1F2E"/>
           <w:sz w:val="21"/>
         </w:rPr>
-        <w:t>Enter the payment amount</w:t>
+        <w:t>Choose a payment amount: next installment, full balance, or a custom amount</w:t>
       </w:r>
     </w:p>
     <w:p>
@@ -1227,7 +1227,7 @@
           <w:color w:val="0B1F2E"/>
           <w:sz w:val="21"/>
         </w:rPr>
-        <w:t>Select the currency (USD or KHR)</w:t>
+        <w:t>Click 'Pay Now' — an ABA PayWay secure checkout page opens in a new tab</w:t>
       </w:r>
     </w:p>
     <w:p>
@@ -1243,7 +1243,7 @@
           <w:color w:val="0B1F2E"/>
           <w:sz w:val="21"/>
         </w:rPr>
-        <w:t>A KHQR code will be generated</w:t>
+        <w:t>Complete the payment with KHQR, ABA PAY, cards, or another supported method</w:t>
       </w:r>
     </w:p>
     <w:p>
@@ -1259,14 +1259,10 @@
           <w:color w:val="0B1F2E"/>
           <w:sz w:val="21"/>
         </w:rPr>
-        <w:t>Scan with your banking app (Bakong-compatible)</w:t>
+        <w:t>After payment you are returned to the success page and the dashboard updates automatically</w:t>
       </w:r>
     </w:p>
     <w:p>
-      <w:pPr>
-        <w:pStyle w:val="ListNumber"/>
-        <w:spacing w:after="60"/>
-      </w:pPr>
       <w:r>
         <w:rPr>
           <w:rFonts w:ascii="Segoe UI" w:hAnsi="Segoe UI" w:cs="Segoe UI"/>
@@ -1275,7 +1271,7 @@
           <w:color w:val="0B1F2E"/>
           <w:sz w:val="21"/>
         </w:rPr>
-        <w:t>Confirm the payment</w:t>
+        <w:t>You can also scan the KHQR code shown on the checkout page with any Bakong-compatible banking app.</w:t>
       </w:r>
     </w:p>
     <w:p>
@@ -1303,7 +1299,7 @@
           <w:color w:val="0B1F2E"/>
           <w:sz w:val="21"/>
         </w:rPr>
-        <w:t>Check 'History Logs' to see all your past transactions and payments.</w:t>
+        <w:t>Check 'Recent Payments' on the Loan Repayment page or 'History Logs' to see all your past transactions and payments.</w:t>
       </w:r>
     </w:p>
     <w:p>
@@ -1592,7 +1588,7 @@
                 <w:color w:val="0B1F2E"/>
                 <w:sz w:val="19"/>
               </w:rPr>
-              <w:t>KHQR (Bakong) and ABA PayWay.</w:t>
+              <w:t>KHQR (Bakong) and ABA PayWay hosted checkout (KHQR, ABA PAY, cards).</w:t>
             </w:r>
           </w:p>
         </w:tc>

--- a/DOC/EN/NF-DOC-005_User_Manual_—_Customer_EN.docx
+++ b/DOC/EN/NF-DOC-005_User_Manual_—_Customer_EN.docx
@@ -2,1781 +2,537 @@
 <file path=word/document.xml><?xml version="1.0" encoding="utf-8"?>
 <w:document xmlns:wpc="http://schemas.microsoft.com/office/word/2010/wordprocessingCanvas" xmlns:mo="http://schemas.microsoft.com/office/mac/office/2008/main" xmlns:mc="http://schemas.openxmlformats.org/markup-compatibility/2006" xmlns:mv="urn:schemas-microsoft-com:mac:vml" xmlns:o="urn:schemas-microsoft-com:office:office" xmlns:r="http://schemas.openxmlformats.org/officeDocument/2006/relationships" xmlns:m="http://schemas.openxmlformats.org/officeDocument/2006/math" xmlns:v="urn:schemas-microsoft-com:vml" xmlns:wp14="http://schemas.microsoft.com/office/word/2010/wordprocessingDrawing" xmlns:wp="http://schemas.openxmlformats.org/drawingml/2006/wordprocessingDrawing" xmlns:w10="urn:schemas-microsoft-com:office:word" xmlns:w="http://schemas.openxmlformats.org/wordprocessingml/2006/main" xmlns:w14="http://schemas.microsoft.com/office/word/2010/wordml" xmlns:wpg="http://schemas.microsoft.com/office/word/2010/wordprocessingGroup" xmlns:wpi="http://schemas.microsoft.com/office/word/2010/wordprocessingInk" xmlns:wne="http://schemas.microsoft.com/office/word/2006/wordml" xmlns:wps="http://schemas.microsoft.com/office/word/2010/wordprocessingShape" mc:Ignorable="w14 wp14">
   <w:body>
-    <w:tbl>
-      <w:tblPr>
-        <w:tblStyle w:val="TableGrid"/>
-        <w:tblW w:type="auto" w:w="0"/>
-        <w:tblLook w:firstColumn="1" w:firstRow="1" w:lastColumn="0" w:lastRow="0" w:noHBand="0" w:noVBand="1" w:val="04A0"/>
-      </w:tblPr>
-      <w:tblGrid>
-        <w:gridCol w:w="9317"/>
-      </w:tblGrid>
-      <w:tr>
-        <w:tc>
-          <w:tcPr>
-            <w:tcW w:type="dxa" w:w="9317"/>
-            <w:shd w:val="clear" w:fill="0B1F2E"/>
-            <w:tcMar>
-              <w:top w:w="180" w:type="dxa"/>
-              <w:start w:w="240" w:type="dxa"/>
-              <w:bottom w:w="180" w:type="dxa"/>
-              <w:end w:w="240" w:type="dxa"/>
-            </w:tcMar>
-          </w:tcPr>
-          <w:p>
-            <w:r/>
-            <w:r>
-              <w:rPr>
-                <w:rFonts w:ascii="Segoe UI" w:hAnsi="Segoe UI" w:cs="Segoe UI"/>
-                <w:b/>
-                <w:i w:val="0"/>
-                <w:color w:val="00BDAA"/>
-                <w:sz w:val="26"/>
-              </w:rPr>
-              <w:t>NEXUSFINANCE</w:t>
-            </w:r>
-          </w:p>
-          <w:p>
-            <w:pPr>
-              <w:spacing w:after="0"/>
-            </w:pPr>
-            <w:r>
-              <w:rPr>
-                <w:rFonts w:ascii="Segoe UI" w:hAnsi="Segoe UI" w:cs="Segoe UI"/>
-                <w:b w:val="0"/>
-                <w:i w:val="0"/>
-                <w:color w:val="9FB4C4"/>
-                <w:sz w:val="18"/>
-              </w:rPr>
-              <w:t>Secure • Modern • Cutting-edge  |  Lending Platform for Cambodia</w:t>
-            </w:r>
-          </w:p>
-        </w:tc>
-      </w:tr>
-    </w:tbl>
     <w:p>
       <w:pPr>
-        <w:spacing w:after="40"/>
-      </w:pPr>
-    </w:p>
-    <w:p>
-      <w:pPr>
-        <w:spacing w:after="600"/>
-      </w:pPr>
-    </w:p>
-    <w:p>
-      <w:pPr>
-        <w:spacing w:after="120"/>
-        <w:jc w:val="left"/>
+        <w:pStyle w:val="Title"/>
       </w:pPr>
       <w:r>
-        <w:rPr>
-          <w:rFonts w:ascii="Segoe UI" w:hAnsi="Segoe UI" w:cs="Segoe UI"/>
-          <w:b/>
-          <w:i w:val="0"/>
-          <w:color w:val="0B1F2E"/>
-          <w:sz w:val="68"/>
-        </w:rPr>
         <w:t>NexusFinance — User Manual — Customer</w:t>
       </w:r>
     </w:p>
     <w:p>
-      <w:pPr>
-        <w:pBdr>
-          <w:bottom w:val="single" w:sz="24" w:space="4" w:color="00BDAA"/>
-        </w:pBdr>
-        <w:spacing w:after="240"/>
-      </w:pPr>
-    </w:p>
-    <w:p>
-      <w:pPr>
-        <w:spacing w:after="80"/>
-      </w:pPr>
       <w:r>
-        <w:rPr>
-          <w:rFonts w:ascii="Segoe UI" w:hAnsi="Segoe UI" w:cs="Segoe UI"/>
-          <w:b w:val="0"/>
-          <w:i w:val="0"/>
-          <w:color w:val="475A6B"/>
-          <w:sz w:val="26"/>
-        </w:rPr>
         <w:t>Digital Lending Platform for Cambodia</w:t>
       </w:r>
     </w:p>
     <w:p>
-      <w:pPr>
-        <w:spacing w:after="0"/>
-      </w:pPr>
       <w:r>
-        <w:rPr>
-          <w:rFonts w:ascii="Segoe UI" w:hAnsi="Segoe UI" w:cs="Segoe UI"/>
-          <w:b/>
-          <w:i w:val="0"/>
-          <w:color w:val="008A7C"/>
-          <w:sz w:val="20"/>
-        </w:rPr>
         <w:t>EN</w:t>
       </w:r>
     </w:p>
     <w:p>
-      <w:pPr>
-        <w:spacing w:after="600"/>
-      </w:pPr>
-    </w:p>
-    <w:tbl>
-      <w:tblPr>
-        <w:tblStyle w:val="TableGrid"/>
-        <w:tblW w:type="auto" w:w="0"/>
-        <w:tblLook w:firstColumn="1" w:firstRow="1" w:lastColumn="0" w:lastRow="0" w:noHBand="0" w:noVBand="1" w:val="04A0"/>
-      </w:tblPr>
-      <w:tblGrid>
-        <w:gridCol w:w="4658"/>
-        <w:gridCol w:w="4658"/>
-      </w:tblGrid>
-      <w:tr>
-        <w:tc>
-          <w:tcPr>
-            <w:tcW w:type="dxa" w:w="3168"/>
-            <w:shd w:val="clear" w:fill="F4F8FA"/>
-            <w:tcMar>
-              <w:top w:w="80" w:type="dxa"/>
-              <w:start w:w="120" w:type="dxa"/>
-              <w:bottom w:w="80" w:type="dxa"/>
-              <w:end w:w="120" w:type="dxa"/>
-            </w:tcMar>
-          </w:tcPr>
-          <w:p>
-            <w:r/>
-            <w:r>
-              <w:rPr>
-                <w:rFonts w:ascii="Segoe UI" w:hAnsi="Segoe UI" w:cs="Segoe UI"/>
-                <w:b/>
-                <w:i w:val="0"/>
-                <w:color w:val="0B1F2E"/>
-                <w:sz w:val="20"/>
-              </w:rPr>
-              <w:t>Document Number</w:t>
-            </w:r>
-          </w:p>
-        </w:tc>
-        <w:tc>
-          <w:tcPr>
-            <w:tcW w:type="dxa" w:w="6048"/>
-            <w:tcMar>
-              <w:top w:w="80" w:type="dxa"/>
-              <w:start w:w="120" w:type="dxa"/>
-              <w:bottom w:w="80" w:type="dxa"/>
-              <w:end w:w="120" w:type="dxa"/>
-            </w:tcMar>
-          </w:tcPr>
-          <w:p>
-            <w:r/>
-            <w:r>
-              <w:rPr>
-                <w:rFonts w:ascii="Segoe UI" w:hAnsi="Segoe UI" w:cs="Segoe UI"/>
-                <w:b w:val="0"/>
-                <w:i w:val="0"/>
-                <w:color w:val="475A6B"/>
-                <w:sz w:val="20"/>
-              </w:rPr>
-              <w:t>NF-DOC-005</w:t>
-            </w:r>
-          </w:p>
-        </w:tc>
-      </w:tr>
-      <w:tr>
-        <w:tc>
-          <w:tcPr>
-            <w:tcW w:type="dxa" w:w="3168"/>
-            <w:shd w:val="clear" w:fill="F4F8FA"/>
-            <w:tcMar>
-              <w:top w:w="80" w:type="dxa"/>
-              <w:start w:w="120" w:type="dxa"/>
-              <w:bottom w:w="80" w:type="dxa"/>
-              <w:end w:w="120" w:type="dxa"/>
-            </w:tcMar>
-          </w:tcPr>
-          <w:p>
-            <w:r/>
-            <w:r>
-              <w:rPr>
-                <w:rFonts w:ascii="Segoe UI" w:hAnsi="Segoe UI" w:cs="Segoe UI"/>
-                <w:b/>
-                <w:i w:val="0"/>
-                <w:color w:val="0B1F2E"/>
-                <w:sz w:val="20"/>
-              </w:rPr>
-              <w:t>Version</w:t>
-            </w:r>
-          </w:p>
-        </w:tc>
-        <w:tc>
-          <w:tcPr>
-            <w:tcW w:type="dxa" w:w="6048"/>
-            <w:tcMar>
-              <w:top w:w="80" w:type="dxa"/>
-              <w:start w:w="120" w:type="dxa"/>
-              <w:bottom w:w="80" w:type="dxa"/>
-              <w:end w:w="120" w:type="dxa"/>
-            </w:tcMar>
-          </w:tcPr>
-          <w:p>
-            <w:r/>
-            <w:r>
-              <w:rPr>
-                <w:rFonts w:ascii="Segoe UI" w:hAnsi="Segoe UI" w:cs="Segoe UI"/>
-                <w:b w:val="0"/>
-                <w:i w:val="0"/>
-                <w:color w:val="475A6B"/>
-                <w:sz w:val="20"/>
-              </w:rPr>
-              <w:t>1.0</w:t>
-            </w:r>
-          </w:p>
-        </w:tc>
-      </w:tr>
-      <w:tr>
-        <w:tc>
-          <w:tcPr>
-            <w:tcW w:type="dxa" w:w="3168"/>
-            <w:shd w:val="clear" w:fill="F4F8FA"/>
-            <w:tcMar>
-              <w:top w:w="80" w:type="dxa"/>
-              <w:start w:w="120" w:type="dxa"/>
-              <w:bottom w:w="80" w:type="dxa"/>
-              <w:end w:w="120" w:type="dxa"/>
-            </w:tcMar>
-          </w:tcPr>
-          <w:p>
-            <w:r/>
-            <w:r>
-              <w:rPr>
-                <w:rFonts w:ascii="Segoe UI" w:hAnsi="Segoe UI" w:cs="Segoe UI"/>
-                <w:b/>
-                <w:i w:val="0"/>
-                <w:color w:val="0B1F2E"/>
-                <w:sz w:val="20"/>
-              </w:rPr>
-              <w:t>Date</w:t>
-            </w:r>
-          </w:p>
-        </w:tc>
-        <w:tc>
-          <w:tcPr>
-            <w:tcW w:type="dxa" w:w="6048"/>
-            <w:tcMar>
-              <w:top w:w="80" w:type="dxa"/>
-              <w:start w:w="120" w:type="dxa"/>
-              <w:bottom w:w="80" w:type="dxa"/>
-              <w:end w:w="120" w:type="dxa"/>
-            </w:tcMar>
-          </w:tcPr>
-          <w:p>
-            <w:r/>
-            <w:r>
-              <w:rPr>
-                <w:rFonts w:ascii="Segoe UI" w:hAnsi="Segoe UI" w:cs="Segoe UI"/>
-                <w:b w:val="0"/>
-                <w:i w:val="0"/>
-                <w:color w:val="475A6B"/>
-                <w:sz w:val="20"/>
-              </w:rPr>
-              <w:t>August 2026</w:t>
-            </w:r>
-          </w:p>
-        </w:tc>
-      </w:tr>
-      <w:tr>
-        <w:tc>
-          <w:tcPr>
-            <w:tcW w:type="dxa" w:w="3168"/>
-            <w:shd w:val="clear" w:fill="F4F8FA"/>
-            <w:tcMar>
-              <w:top w:w="80" w:type="dxa"/>
-              <w:start w:w="120" w:type="dxa"/>
-              <w:bottom w:w="80" w:type="dxa"/>
-              <w:end w:w="120" w:type="dxa"/>
-            </w:tcMar>
-          </w:tcPr>
-          <w:p>
-            <w:r/>
-            <w:r>
-              <w:rPr>
-                <w:rFonts w:ascii="Segoe UI" w:hAnsi="Segoe UI" w:cs="Segoe UI"/>
-                <w:b/>
-                <w:i w:val="0"/>
-                <w:color w:val="0B1F2E"/>
-                <w:sz w:val="20"/>
-              </w:rPr>
-              <w:t>Prepared By</w:t>
-            </w:r>
-          </w:p>
-        </w:tc>
-        <w:tc>
-          <w:tcPr>
-            <w:tcW w:type="dxa" w:w="6048"/>
-            <w:tcMar>
-              <w:top w:w="80" w:type="dxa"/>
-              <w:start w:w="120" w:type="dxa"/>
-              <w:bottom w:w="80" w:type="dxa"/>
-              <w:end w:w="120" w:type="dxa"/>
-            </w:tcMar>
-          </w:tcPr>
-          <w:p>
-            <w:r/>
-            <w:r>
-              <w:rPr>
-                <w:rFonts w:ascii="Segoe UI" w:hAnsi="Segoe UI" w:cs="Segoe UI"/>
-                <w:b w:val="0"/>
-                <w:i w:val="0"/>
-                <w:color w:val="475A6B"/>
-                <w:sz w:val="20"/>
-              </w:rPr>
-              <w:t>NDX Digital Support</w:t>
-            </w:r>
-          </w:p>
-        </w:tc>
-      </w:tr>
-      <w:tr>
-        <w:tc>
-          <w:tcPr>
-            <w:tcW w:type="dxa" w:w="3168"/>
-            <w:shd w:val="clear" w:fill="F4F8FA"/>
-            <w:tcMar>
-              <w:top w:w="80" w:type="dxa"/>
-              <w:start w:w="120" w:type="dxa"/>
-              <w:bottom w:w="80" w:type="dxa"/>
-              <w:end w:w="120" w:type="dxa"/>
-            </w:tcMar>
-          </w:tcPr>
-          <w:p>
-            <w:r/>
-            <w:r>
-              <w:rPr>
-                <w:rFonts w:ascii="Segoe UI" w:hAnsi="Segoe UI" w:cs="Segoe UI"/>
-                <w:b/>
-                <w:i w:val="0"/>
-                <w:color w:val="0B1F2E"/>
-                <w:sz w:val="20"/>
-              </w:rPr>
-              <w:t>Classification</w:t>
-            </w:r>
-          </w:p>
-        </w:tc>
-        <w:tc>
-          <w:tcPr>
-            <w:tcW w:type="dxa" w:w="6048"/>
-            <w:tcMar>
-              <w:top w:w="80" w:type="dxa"/>
-              <w:start w:w="120" w:type="dxa"/>
-              <w:bottom w:w="80" w:type="dxa"/>
-              <w:end w:w="120" w:type="dxa"/>
-            </w:tcMar>
-          </w:tcPr>
-          <w:p>
-            <w:r/>
-            <w:r>
-              <w:rPr>
-                <w:rFonts w:ascii="Segoe UI" w:hAnsi="Segoe UI" w:cs="Segoe UI"/>
-                <w:b w:val="0"/>
-                <w:i w:val="0"/>
-                <w:color w:val="475A6B"/>
-                <w:sz w:val="20"/>
-              </w:rPr>
-              <w:t>Internal &amp; Confidential</w:t>
-            </w:r>
-          </w:p>
-        </w:tc>
-      </w:tr>
-    </w:tbl>
-    <w:p>
-      <w:pPr>
-        <w:spacing w:after="280"/>
-      </w:pPr>
-    </w:p>
-    <w:p>
       <w:r>
-        <w:rPr>
-          <w:rFonts w:ascii="Segoe UI" w:hAnsi="Segoe UI" w:cs="Segoe UI"/>
-          <w:b w:val="0"/>
-          <w:i w:val="0"/>
-          <w:color w:val="6B7A89"/>
-          <w:sz w:val="18"/>
-        </w:rPr>
         <w:t>Customer Guide  •  Registration  •  Loan Application  •  Payments</w:t>
-      </w:r>
-    </w:p>
-    <w:p>
-      <w:r>
-        <w:br w:type="page"/>
-      </w:r>
-    </w:p>
-    <w:p>
-      <w:pPr>
-        <w:spacing w:after="120"/>
-        <w:pBdr>
-          <w:bottom w:val="single" w:sz="12" w:space="4" w:color="00BDAA"/>
-        </w:pBdr>
-      </w:pPr>
-      <w:r>
-        <w:rPr>
-          <w:rFonts w:ascii="Segoe UI" w:hAnsi="Segoe UI" w:cs="Segoe UI"/>
-          <w:b/>
-          <w:i w:val="0"/>
-          <w:color w:val="0B1F2E"/>
-          <w:sz w:val="32"/>
-        </w:rPr>
-        <w:t>Table of Contents</w:t>
-      </w:r>
-    </w:p>
-    <w:p>
-      <w:pPr>
-        <w:spacing w:after="160"/>
-      </w:pPr>
-    </w:p>
-    <w:p>
-      <w:pPr>
-        <w:tabs>
-          <w:tab w:pos="9360" w:val="right" w:leader="hyphen"/>
-        </w:tabs>
-        <w:spacing w:after="80"/>
-      </w:pPr>
-      <w:r>
-        <w:rPr>
-          <w:rFonts w:ascii="Segoe UI" w:hAnsi="Segoe UI" w:cs="Segoe UI"/>
-          <w:b/>
-          <w:i w:val="0"/>
-          <w:color w:val="008A7C"/>
-          <w:sz w:val="22"/>
-        </w:rPr>
-        <w:t xml:space="preserve">1.  </w:t>
-      </w:r>
-      <w:r>
-        <w:rPr>
-          <w:rFonts w:ascii="Segoe UI" w:hAnsi="Segoe UI" w:cs="Segoe UI"/>
-          <w:b w:val="0"/>
-          <w:i w:val="0"/>
-          <w:color w:val="0B1F2E"/>
-          <w:sz w:val="22"/>
-        </w:rPr>
-        <w:t>Getting Started</w:t>
-      </w:r>
-    </w:p>
-    <w:p>
-      <w:pPr>
-        <w:tabs>
-          <w:tab w:pos="9360" w:val="right" w:leader="hyphen"/>
-        </w:tabs>
-        <w:spacing w:after="80"/>
-      </w:pPr>
-      <w:r>
-        <w:rPr>
-          <w:rFonts w:ascii="Segoe UI" w:hAnsi="Segoe UI" w:cs="Segoe UI"/>
-          <w:b/>
-          <w:i w:val="0"/>
-          <w:color w:val="008A7C"/>
-          <w:sz w:val="22"/>
-        </w:rPr>
-        <w:t xml:space="preserve">2.  </w:t>
-      </w:r>
-      <w:r>
-        <w:rPr>
-          <w:rFonts w:ascii="Segoe UI" w:hAnsi="Segoe UI" w:cs="Segoe UI"/>
-          <w:b w:val="0"/>
-          <w:i w:val="0"/>
-          <w:color w:val="0B1F2E"/>
-          <w:sz w:val="22"/>
-        </w:rPr>
-        <w:t>Creating an Account</w:t>
-      </w:r>
-    </w:p>
-    <w:p>
-      <w:pPr>
-        <w:tabs>
-          <w:tab w:pos="9360" w:val="right" w:leader="hyphen"/>
-        </w:tabs>
-        <w:spacing w:after="80"/>
-      </w:pPr>
-      <w:r>
-        <w:rPr>
-          <w:rFonts w:ascii="Segoe UI" w:hAnsi="Segoe UI" w:cs="Segoe UI"/>
-          <w:b/>
-          <w:i w:val="0"/>
-          <w:color w:val="008A7C"/>
-          <w:sz w:val="22"/>
-        </w:rPr>
-        <w:t xml:space="preserve">3.  </w:t>
-      </w:r>
-      <w:r>
-        <w:rPr>
-          <w:rFonts w:ascii="Segoe UI" w:hAnsi="Segoe UI" w:cs="Segoe UI"/>
-          <w:b w:val="0"/>
-          <w:i w:val="0"/>
-          <w:color w:val="0B1F2E"/>
-          <w:sz w:val="22"/>
-        </w:rPr>
-        <w:t>Applying for a Loan</w:t>
-      </w:r>
-    </w:p>
-    <w:p>
-      <w:pPr>
-        <w:tabs>
-          <w:tab w:pos="9360" w:val="right" w:leader="hyphen"/>
-        </w:tabs>
-        <w:spacing w:after="80"/>
-      </w:pPr>
-      <w:r>
-        <w:rPr>
-          <w:rFonts w:ascii="Segoe UI" w:hAnsi="Segoe UI" w:cs="Segoe UI"/>
-          <w:b/>
-          <w:i w:val="0"/>
-          <w:color w:val="008A7C"/>
-          <w:sz w:val="22"/>
-        </w:rPr>
-        <w:t xml:space="preserve">4.  </w:t>
-      </w:r>
-      <w:r>
-        <w:rPr>
-          <w:rFonts w:ascii="Segoe UI" w:hAnsi="Segoe UI" w:cs="Segoe UI"/>
-          <w:b w:val="0"/>
-          <w:i w:val="0"/>
-          <w:color w:val="0B1F2E"/>
-          <w:sz w:val="22"/>
-        </w:rPr>
-        <w:t>Making Payments</w:t>
-      </w:r>
-    </w:p>
-    <w:p>
-      <w:pPr>
-        <w:tabs>
-          <w:tab w:pos="9360" w:val="right" w:leader="hyphen"/>
-        </w:tabs>
-        <w:spacing w:after="80"/>
-      </w:pPr>
-      <w:r>
-        <w:rPr>
-          <w:rFonts w:ascii="Segoe UI" w:hAnsi="Segoe UI" w:cs="Segoe UI"/>
-          <w:b/>
-          <w:i w:val="0"/>
-          <w:color w:val="008A7C"/>
-          <w:sz w:val="22"/>
-        </w:rPr>
-        <w:t xml:space="preserve">5.  </w:t>
-      </w:r>
-      <w:r>
-        <w:rPr>
-          <w:rFonts w:ascii="Segoe UI" w:hAnsi="Segoe UI" w:cs="Segoe UI"/>
-          <w:b w:val="0"/>
-          <w:i w:val="0"/>
-          <w:color w:val="0B1F2E"/>
-          <w:sz w:val="22"/>
-        </w:rPr>
-        <w:t>Managing Your Profile</w:t>
-      </w:r>
-    </w:p>
-    <w:p>
-      <w:pPr>
-        <w:tabs>
-          <w:tab w:pos="9360" w:val="right" w:leader="hyphen"/>
-        </w:tabs>
-        <w:spacing w:after="80"/>
-      </w:pPr>
-      <w:r>
-        <w:rPr>
-          <w:rFonts w:ascii="Segoe UI" w:hAnsi="Segoe UI" w:cs="Segoe UI"/>
-          <w:b/>
-          <w:i w:val="0"/>
-          <w:color w:val="008A7C"/>
-          <w:sz w:val="22"/>
-        </w:rPr>
-        <w:t xml:space="preserve">6.  </w:t>
-      </w:r>
-      <w:r>
-        <w:rPr>
-          <w:rFonts w:ascii="Segoe UI" w:hAnsi="Segoe UI" w:cs="Segoe UI"/>
-          <w:b w:val="0"/>
-          <w:i w:val="0"/>
-          <w:color w:val="0B1F2E"/>
-          <w:sz w:val="22"/>
-        </w:rPr>
-        <w:t>Frequently Asked Questions</w:t>
-      </w:r>
-    </w:p>
-    <w:p>
-      <w:r>
-        <w:br w:type="page"/>
       </w:r>
     </w:p>
     <w:p>
       <w:pPr>
         <w:pStyle w:val="Heading1"/>
-        <w:spacing w:before="360" w:after="120"/>
-        <w:pBdr>
-          <w:bottom w:val="single" w:sz="12" w:space="4" w:color="00BDAA"/>
-        </w:pBdr>
       </w:pPr>
       <w:r>
-        <w:rPr>
-          <w:rFonts w:ascii="Segoe UI" w:hAnsi="Segoe UI" w:cs="Segoe UI"/>
-          <w:b/>
-          <w:i w:val="0"/>
-          <w:color w:val="0B1F2E"/>
-          <w:sz w:val="32"/>
-        </w:rPr>
+        <w:t>Table of Contents</w:t>
+      </w:r>
+    </w:p>
+    <w:p>
+      <w:r>
+        <w:t>1.  Getting Started</w:t>
+      </w:r>
+    </w:p>
+    <w:p>
+      <w:r>
+        <w:t>2.  Creating an Account</w:t>
+      </w:r>
+    </w:p>
+    <w:p>
+      <w:r>
+        <w:t>3.  Your Dashboard</w:t>
+      </w:r>
+    </w:p>
+    <w:p>
+      <w:r>
+        <w:t>4.  Applying for a Loan</w:t>
+      </w:r>
+    </w:p>
+    <w:p>
+      <w:r>
+        <w:t>5.  Making Payments</w:t>
+      </w:r>
+    </w:p>
+    <w:p>
+      <w:r>
+        <w:t>6.  Managing Your Profile</w:t>
+      </w:r>
+    </w:p>
+    <w:p>
+      <w:r>
+        <w:t>7.  Frequently Asked Questions</w:t>
+      </w:r>
+    </w:p>
+    <w:p>
+      <w:pPr>
+        <w:pStyle w:val="Heading1"/>
+      </w:pPr>
+      <w:r>
         <w:t>1. Getting Started</w:t>
       </w:r>
     </w:p>
     <w:p>
       <w:r>
-        <w:rPr>
-          <w:rFonts w:ascii="Segoe UI" w:hAnsi="Segoe UI" w:cs="Segoe UI"/>
-          <w:b w:val="0"/>
-          <w:i w:val="0"/>
-          <w:color w:val="0B1F2E"/>
-          <w:sz w:val="21"/>
-        </w:rPr>
-        <w:t>NexusFinance is your digital lending platform. You can access it from any web browser or install the Android app for the best experience.</w:t>
+        <w:t>NexusFinance is your digital lending platform. You can access it from any web browser at https://nexusfinancefintech.vercel.app or install the Android app for the best experience.</w:t>
       </w:r>
     </w:p>
     <w:p>
       <w:pPr>
         <w:pStyle w:val="Heading1"/>
-        <w:spacing w:before="360" w:after="120"/>
-        <w:pBdr>
-          <w:bottom w:val="single" w:sz="12" w:space="4" w:color="00BDAA"/>
-        </w:pBdr>
       </w:pPr>
       <w:r>
-        <w:rPr>
-          <w:rFonts w:ascii="Segoe UI" w:hAnsi="Segoe UI" w:cs="Segoe UI"/>
-          <w:b/>
-          <w:i w:val="0"/>
-          <w:color w:val="0B1F2E"/>
-          <w:sz w:val="32"/>
-        </w:rPr>
         <w:t>2. Creating an Account</w:t>
       </w:r>
     </w:p>
     <w:p>
       <w:pPr>
         <w:pStyle w:val="Heading2"/>
-        <w:spacing w:before="240" w:after="80"/>
       </w:pPr>
       <w:r>
-        <w:rPr>
-          <w:rFonts w:ascii="Segoe UI" w:hAnsi="Segoe UI" w:cs="Segoe UI"/>
-          <w:b/>
-          <w:i w:val="0"/>
-          <w:color w:val="008A7C"/>
-          <w:sz w:val="26"/>
-        </w:rPr>
-        <w:t>2.1 Registration</w:t>
+        <w:t>2.1 Email Registration</w:t>
       </w:r>
     </w:p>
     <w:p>
       <w:pPr>
-        <w:pStyle w:val="ListNumber"/>
-        <w:spacing w:after="60"/>
+        <w:pStyle w:val="ListBullet"/>
       </w:pPr>
       <w:r>
-        <w:rPr>
-          <w:rFonts w:ascii="Segoe UI" w:hAnsi="Segoe UI" w:cs="Segoe UI"/>
-          <w:b w:val="0"/>
-          <w:i w:val="0"/>
-          <w:color w:val="0B1F2E"/>
-          <w:sz w:val="21"/>
-        </w:rPr>
         <w:t>Go to https://nexusfinancefintech.vercel.app</w:t>
       </w:r>
     </w:p>
     <w:p>
       <w:pPr>
-        <w:pStyle w:val="ListNumber"/>
-        <w:spacing w:after="60"/>
+        <w:pStyle w:val="ListBullet"/>
       </w:pPr>
       <w:r>
-        <w:rPr>
-          <w:rFonts w:ascii="Segoe UI" w:hAnsi="Segoe UI" w:cs="Segoe UI"/>
-          <w:b w:val="0"/>
-          <w:i w:val="0"/>
-          <w:color w:val="0B1F2E"/>
-          <w:sz w:val="21"/>
-        </w:rPr>
         <w:t>Click 'Register'</w:t>
       </w:r>
     </w:p>
     <w:p>
       <w:pPr>
-        <w:pStyle w:val="ListNumber"/>
-        <w:spacing w:after="60"/>
+        <w:pStyle w:val="ListBullet"/>
       </w:pPr>
       <w:r>
-        <w:rPr>
-          <w:rFonts w:ascii="Segoe UI" w:hAnsi="Segoe UI" w:cs="Segoe UI"/>
-          <w:b w:val="0"/>
-          <w:i w:val="0"/>
-          <w:color w:val="0B1F2E"/>
-          <w:sz w:val="21"/>
-        </w:rPr>
         <w:t>Enter your name, email, and password</w:t>
       </w:r>
     </w:p>
     <w:p>
       <w:pPr>
-        <w:pStyle w:val="ListNumber"/>
-        <w:spacing w:after="60"/>
+        <w:pStyle w:val="ListBullet"/>
       </w:pPr>
       <w:r>
-        <w:rPr>
-          <w:rFonts w:ascii="Segoe UI" w:hAnsi="Segoe UI" w:cs="Segoe UI"/>
-          <w:b w:val="0"/>
-          <w:i w:val="0"/>
-          <w:color w:val="0B1F2E"/>
-          <w:sz w:val="21"/>
-        </w:rPr>
         <w:t>Click 'Register'</w:t>
       </w:r>
     </w:p>
     <w:p>
       <w:pPr>
-        <w:pStyle w:val="ListNumber"/>
-        <w:spacing w:after="60"/>
+        <w:pStyle w:val="ListBullet"/>
       </w:pPr>
       <w:r>
-        <w:rPr>
-          <w:rFonts w:ascii="Segoe UI" w:hAnsi="Segoe UI" w:cs="Segoe UI"/>
-          <w:b w:val="0"/>
-          <w:i w:val="0"/>
-          <w:color w:val="0B1F2E"/>
-          <w:sz w:val="21"/>
-        </w:rPr>
         <w:t>Check your email for a 6-digit verification code</w:t>
       </w:r>
     </w:p>
     <w:p>
       <w:pPr>
-        <w:pStyle w:val="ListNumber"/>
-        <w:spacing w:after="60"/>
+        <w:pStyle w:val="ListBullet"/>
       </w:pPr>
       <w:r>
-        <w:rPr>
-          <w:rFonts w:ascii="Segoe UI" w:hAnsi="Segoe UI" w:cs="Segoe UI"/>
-          <w:b w:val="0"/>
-          <w:i w:val="0"/>
-          <w:color w:val="0B1F2E"/>
-          <w:sz w:val="21"/>
-        </w:rPr>
         <w:t>Enter the code in the verification form</w:t>
       </w:r>
     </w:p>
     <w:p>
       <w:pPr>
-        <w:pStyle w:val="ListNumber"/>
-        <w:spacing w:after="60"/>
+        <w:pStyle w:val="ListBullet"/>
       </w:pPr>
       <w:r>
-        <w:rPr>
-          <w:rFonts w:ascii="Segoe UI" w:hAnsi="Segoe UI" w:cs="Segoe UI"/>
-          <w:b w:val="0"/>
-          <w:i w:val="0"/>
-          <w:color w:val="0B1F2E"/>
-          <w:sz w:val="21"/>
-        </w:rPr>
         <w:t>Your account is now active — you can log in</w:t>
       </w:r>
     </w:p>
     <w:p>
       <w:pPr>
         <w:pStyle w:val="Heading2"/>
-        <w:spacing w:before="240" w:after="80"/>
       </w:pPr>
       <w:r>
-        <w:rPr>
-          <w:rFonts w:ascii="Segoe UI" w:hAnsi="Segoe UI" w:cs="Segoe UI"/>
-          <w:b/>
-          <w:i w:val="0"/>
-          <w:color w:val="008A7C"/>
-          <w:sz w:val="26"/>
-        </w:rPr>
-        <w:t>2.2 Login</w:t>
+        <w:t>2.2 Phone Registration (via Telegram)</w:t>
       </w:r>
     </w:p>
     <w:p>
       <w:pPr>
-        <w:pStyle w:val="ListNumber"/>
-        <w:spacing w:after="60"/>
+        <w:pStyle w:val="ListBullet"/>
       </w:pPr>
       <w:r>
-        <w:rPr>
-          <w:rFonts w:ascii="Segoe UI" w:hAnsi="Segoe UI" w:cs="Segoe UI"/>
-          <w:b w:val="0"/>
-          <w:i w:val="0"/>
-          <w:color w:val="0B1F2E"/>
-          <w:sz w:val="21"/>
-        </w:rPr>
-        <w:t>Enter your email and password</w:t>
+        <w:t>Open Telegram and search for @nexusfinancefintech_bot</w:t>
       </w:r>
     </w:p>
     <w:p>
       <w:pPr>
-        <w:pStyle w:val="ListNumber"/>
-        <w:spacing w:after="60"/>
+        <w:pStyle w:val="ListBullet"/>
       </w:pPr>
       <w:r>
-        <w:rPr>
-          <w:rFonts w:ascii="Segoe UI" w:hAnsi="Segoe UI" w:cs="Segoe UI"/>
-          <w:b w:val="0"/>
-          <w:i w:val="0"/>
-          <w:color w:val="0B1F2E"/>
-          <w:sz w:val="21"/>
-        </w:rPr>
-        <w:t>Click 'Login'</w:t>
+        <w:t>Click "Share Phone Number to Link" button in the chat</w:t>
       </w:r>
     </w:p>
     <w:p>
       <w:pPr>
-        <w:pStyle w:val="ListNumber"/>
-        <w:spacing w:after="60"/>
+        <w:pStyle w:val="ListBullet"/>
       </w:pPr>
       <w:r>
-        <w:rPr>
-          <w:rFonts w:ascii="Segoe UI" w:hAnsi="Segoe UI" w:cs="Segoe UI"/>
-          <w:b w:val="0"/>
-          <w:i w:val="0"/>
-          <w:color w:val="0B1F2E"/>
-          <w:sz w:val="21"/>
-        </w:rPr>
-        <w:t>You will be redirected to your dashboard</w:t>
+        <w:t>A WebApp sheet will prompt you to share your phone number</w:t>
       </w:r>
-    </w:p>
-    <w:tbl>
-      <w:tblPr>
-        <w:tblStyle w:val="TableGrid"/>
-        <w:tblW w:type="auto" w:w="0"/>
-        <w:tblLook w:firstColumn="1" w:firstRow="1" w:lastColumn="0" w:lastRow="0" w:noHBand="0" w:noVBand="1" w:val="04A0"/>
-      </w:tblPr>
-      <w:tblGrid>
-        <w:gridCol w:w="9317"/>
-      </w:tblGrid>
-      <w:tr>
-        <w:tc>
-          <w:tcPr>
-            <w:tcW w:type="dxa" w:w="9317"/>
-            <w:tcBorders>
-              <w:left w:val="single" w:sz="28" w:space="0" w:color="00BDAA"/>
-            </w:tcBorders>
-            <w:shd w:val="clear" w:fill="E0F7F4"/>
-            <w:tcMar>
-              <w:top w:w="140" w:type="dxa"/>
-              <w:start w:w="200" w:type="dxa"/>
-              <w:bottom w:w="140" w:type="dxa"/>
-              <w:end w:w="200" w:type="dxa"/>
-            </w:tcMar>
-          </w:tcPr>
-          <w:p>
-            <w:pPr>
-              <w:spacing w:after="60"/>
-            </w:pPr>
-            <w:r/>
-            <w:r>
-              <w:rPr>
-                <w:rFonts w:ascii="Segoe UI" w:hAnsi="Segoe UI" w:cs="Segoe UI"/>
-                <w:b/>
-                <w:i w:val="0"/>
-                <w:color w:val="0B1F2E"/>
-                <w:sz w:val="21"/>
-              </w:rPr>
-              <w:t>Email not verified?</w:t>
-            </w:r>
-          </w:p>
-          <w:p>
-            <w:pPr>
-              <w:spacing w:after="0"/>
-            </w:pPr>
-            <w:r>
-              <w:rPr>
-                <w:rFonts w:ascii="Segoe UI" w:hAnsi="Segoe UI" w:cs="Segoe UI"/>
-                <w:b w:val="0"/>
-                <w:i w:val="0"/>
-                <w:color w:val="0B1F2E"/>
-                <w:sz w:val="20"/>
-              </w:rPr>
-              <w:t>New accounts must verify their email before the first login. If your email isn't verified yet, you'll be asked to enter the 6-digit code emailed to you during registration — log in again once it's confirmed.</w:t>
-            </w:r>
-          </w:p>
-        </w:tc>
-      </w:tr>
-    </w:tbl>
-    <w:p>
-      <w:pPr>
-        <w:spacing w:after="40"/>
-      </w:pPr>
-    </w:p>
-    <w:tbl>
-      <w:tblPr>
-        <w:tblStyle w:val="TableGrid"/>
-        <w:tblW w:type="auto" w:w="0"/>
-        <w:tblLook w:firstColumn="1" w:firstRow="1" w:lastColumn="0" w:lastRow="0" w:noHBand="0" w:noVBand="1" w:val="04A0"/>
-      </w:tblPr>
-      <w:tblGrid>
-        <w:gridCol w:w="9317"/>
-      </w:tblGrid>
-      <w:tr>
-        <w:tc>
-          <w:tcPr>
-            <w:tcW w:type="dxa" w:w="9317"/>
-            <w:tcBorders>
-              <w:left w:val="single" w:sz="28" w:space="0" w:color="00BDAA"/>
-            </w:tcBorders>
-            <w:shd w:val="clear" w:fill="E0F7F4"/>
-            <w:tcMar>
-              <w:top w:w="140" w:type="dxa"/>
-              <w:start w:w="200" w:type="dxa"/>
-              <w:bottom w:w="140" w:type="dxa"/>
-              <w:end w:w="200" w:type="dxa"/>
-            </w:tcMar>
-          </w:tcPr>
-          <w:p>
-            <w:pPr>
-              <w:spacing w:after="60"/>
-            </w:pPr>
-            <w:r/>
-            <w:r>
-              <w:rPr>
-                <w:rFonts w:ascii="Segoe UI" w:hAnsi="Segoe UI" w:cs="Segoe UI"/>
-                <w:b/>
-                <w:i w:val="0"/>
-                <w:color w:val="0B1F2E"/>
-                <w:sz w:val="21"/>
-              </w:rPr>
-              <w:t>Forgot your password?</w:t>
-            </w:r>
-          </w:p>
-          <w:p>
-            <w:pPr>
-              <w:spacing w:after="0"/>
-            </w:pPr>
-            <w:r>
-              <w:rPr>
-                <w:rFonts w:ascii="Segoe UI" w:hAnsi="Segoe UI" w:cs="Segoe UI"/>
-                <w:b w:val="0"/>
-                <w:i w:val="0"/>
-                <w:color w:val="0B1F2E"/>
-                <w:sz w:val="20"/>
-              </w:rPr>
-              <w:t>Click 'Forgot Password' on the login page. Enter your email, receive an OTP code, verify it, then set a new password.</w:t>
-            </w:r>
-          </w:p>
-        </w:tc>
-      </w:tr>
-    </w:tbl>
-    <w:p>
-      <w:pPr>
-        <w:spacing w:after="40"/>
-      </w:pPr>
     </w:p>
     <w:p>
       <w:pPr>
-        <w:pStyle w:val="Heading1"/>
-        <w:spacing w:before="360" w:after="120"/>
-        <w:pBdr>
-          <w:bottom w:val="single" w:sz="12" w:space="4" w:color="00BDAA"/>
-        </w:pBdr>
+        <w:pStyle w:val="ListBullet"/>
       </w:pPr>
       <w:r>
-        <w:rPr>
-          <w:rFonts w:ascii="Segoe UI" w:hAnsi="Segoe UI" w:cs="Segoe UI"/>
-          <w:b/>
-          <w:i w:val="0"/>
-          <w:color w:val="0B1F2E"/>
-          <w:sz w:val="32"/>
-        </w:rPr>
-        <w:t>3. Applying for a Loan</w:t>
+        <w:t>Once shared, the bot sends you a 6-digit OTP via Telegram</w:t>
+      </w:r>
+    </w:p>
+    <w:p>
+      <w:pPr>
+        <w:pStyle w:val="ListBullet"/>
+      </w:pPr>
+      <w:r>
+        <w:t>Enter the OTP on the website login page to complete verification</w:t>
+      </w:r>
+    </w:p>
+    <w:p>
+      <w:pPr>
+        <w:pStyle w:val="ListBullet"/>
+      </w:pPr>
+      <w:r>
+        <w:t>Your account is auto-created with a synthetic email (e.g., 85570961423@nexus.local)</w:t>
       </w:r>
     </w:p>
     <w:p>
       <w:pPr>
         <w:pStyle w:val="Heading2"/>
-        <w:spacing w:before="240" w:after="80"/>
       </w:pPr>
       <w:r>
-        <w:rPr>
-          <w:rFonts w:ascii="Segoe UI" w:hAnsi="Segoe UI" w:cs="Segoe UI"/>
-          <w:b/>
-          <w:i w:val="0"/>
-          <w:color w:val="008A7C"/>
-          <w:sz w:val="26"/>
-        </w:rPr>
-        <w:t>3.1 Start Application</w:t>
+        <w:t>2.3 Login</w:t>
       </w:r>
     </w:p>
     <w:p>
       <w:r>
-        <w:rPr>
-          <w:rFonts w:ascii="Segoe UI" w:hAnsi="Segoe UI" w:cs="Segoe UI"/>
-          <w:b w:val="0"/>
-          <w:i w:val="0"/>
-          <w:color w:val="0B1F2E"/>
-          <w:sz w:val="21"/>
-        </w:rPr>
-        <w:t>Click 'Apply for Loan' from the sidebar or dashboard.</w:t>
+        <w:t>Enter your email (or phone number) and password, then click "Login". You will be redirected to your dashboard.</w:t>
+      </w:r>
+    </w:p>
+    <w:p>
+      <w:pPr>
+        <w:pStyle w:val="Heading1"/>
+      </w:pPr>
+      <w:r>
+        <w:t>3. Your Dashboard</w:t>
+      </w:r>
+    </w:p>
+    <w:p>
+      <w:r>
+        <w:t>After login, the Customer Dashboard shows:</w:t>
+      </w:r>
+    </w:p>
+    <w:p>
+      <w:pPr>
+        <w:pStyle w:val="ListBullet"/>
+      </w:pPr>
+      <w:r>
+        <w:t>Balance card: Current balance with "Repay" (opens KHQR page) and "Apply Loan" buttons</w:t>
+      </w:r>
+    </w:p>
+    <w:p>
+      <w:pPr>
+        <w:pStyle w:val="ListBullet"/>
+      </w:pPr>
+      <w:r>
+        <w:t>Next installment due date with days remaining</w:t>
+      </w:r>
+    </w:p>
+    <w:p>
+      <w:pPr>
+        <w:pStyle w:val="ListBullet"/>
+      </w:pPr>
+      <w:r>
+        <w:t>Loan progress bar showing month X of 24 with percentage</w:t>
+      </w:r>
+    </w:p>
+    <w:p>
+      <w:pPr>
+        <w:pStyle w:val="ListBullet"/>
+      </w:pPr>
+      <w:r>
+        <w:t>Recent History: up to 6 recent transactions (payments, loan disbursements) with "View All"</w:t>
+      </w:r>
+    </w:p>
+    <w:p>
+      <w:pPr>
+        <w:pStyle w:val="Heading1"/>
+      </w:pPr>
+      <w:r>
+        <w:t>4. Applying for a Loan</w:t>
       </w:r>
     </w:p>
     <w:p>
       <w:pPr>
         <w:pStyle w:val="Heading2"/>
-        <w:spacing w:before="240" w:after="80"/>
       </w:pPr>
       <w:r>
-        <w:rPr>
-          <w:rFonts w:ascii="Segoe UI" w:hAnsi="Segoe UI" w:cs="Segoe UI"/>
-          <w:b/>
-          <w:i w:val="0"/>
-          <w:color w:val="008A7C"/>
-          <w:sz w:val="26"/>
-        </w:rPr>
-        <w:t>3.2 Fill in Details</w:t>
+        <w:t>4.1 Start Application</w:t>
+      </w:r>
+    </w:p>
+    <w:p>
+      <w:r>
+        <w:t>Click "Apply Loan" from the balance card or sidebar menu.</w:t>
+      </w:r>
+    </w:p>
+    <w:p>
+      <w:pPr>
+        <w:pStyle w:val="Heading2"/>
+      </w:pPr>
+      <w:r>
+        <w:t>4.2 Fill in Details</w:t>
       </w:r>
     </w:p>
     <w:p>
       <w:pPr>
         <w:pStyle w:val="ListBullet"/>
-        <w:spacing w:after="60"/>
-        <w:ind w:left="432"/>
       </w:pPr>
       <w:r>
-        <w:rPr>
-          <w:rFonts w:ascii="Segoe UI" w:hAnsi="Segoe UI" w:cs="Segoe UI"/>
-          <w:b w:val="0"/>
-          <w:i w:val="0"/>
-          <w:color w:val="0B1F2E"/>
-          <w:sz w:val="21"/>
-        </w:rPr>
-        <w:t>Personal Information (name, email, phone)</w:t>
+        <w:t>Personal Information (name, phone/email)</w:t>
       </w:r>
     </w:p>
     <w:p>
       <w:pPr>
         <w:pStyle w:val="ListBullet"/>
-        <w:spacing w:after="60"/>
-        <w:ind w:left="432"/>
       </w:pPr>
       <w:r>
-        <w:rPr>
-          <w:rFonts w:ascii="Segoe UI" w:hAnsi="Segoe UI" w:cs="Segoe UI"/>
-          <w:b w:val="0"/>
-          <w:i w:val="0"/>
-          <w:color w:val="0B1F2E"/>
-          <w:sz w:val="21"/>
-        </w:rPr>
         <w:t>Loan Type (SME Loan, Personal Loan, etc.)</w:t>
       </w:r>
     </w:p>
     <w:p>
       <w:pPr>
         <w:pStyle w:val="ListBullet"/>
-        <w:spacing w:after="60"/>
-        <w:ind w:left="432"/>
       </w:pPr>
       <w:r>
-        <w:rPr>
-          <w:rFonts w:ascii="Segoe UI" w:hAnsi="Segoe UI" w:cs="Segoe UI"/>
-          <w:b w:val="0"/>
-          <w:i w:val="0"/>
-          <w:color w:val="0B1F2E"/>
-          <w:sz w:val="21"/>
-        </w:rPr>
         <w:t>Loan Amount and Duration</w:t>
       </w:r>
     </w:p>
     <w:p>
       <w:pPr>
         <w:pStyle w:val="ListBullet"/>
-        <w:spacing w:after="60"/>
-        <w:ind w:left="432"/>
       </w:pPr>
       <w:r>
-        <w:rPr>
-          <w:rFonts w:ascii="Segoe UI" w:hAnsi="Segoe UI" w:cs="Segoe UI"/>
-          <w:b w:val="0"/>
-          <w:i w:val="0"/>
-          <w:color w:val="0B1F2E"/>
-          <w:sz w:val="21"/>
-        </w:rPr>
         <w:t>Purpose of the loan</w:t>
       </w:r>
     </w:p>
     <w:p>
       <w:pPr>
         <w:pStyle w:val="ListBullet"/>
-        <w:spacing w:after="60"/>
-        <w:ind w:left="432"/>
       </w:pPr>
       <w:r>
-        <w:rPr>
-          <w:rFonts w:ascii="Segoe UI" w:hAnsi="Segoe UI" w:cs="Segoe UI"/>
-          <w:b w:val="0"/>
-          <w:i w:val="0"/>
-          <w:color w:val="0B1F2E"/>
-          <w:sz w:val="21"/>
-        </w:rPr>
         <w:t>Monthly income information</w:t>
       </w:r>
     </w:p>
     <w:p>
       <w:pPr>
         <w:pStyle w:val="Heading2"/>
-        <w:spacing w:before="240" w:after="80"/>
       </w:pPr>
       <w:r>
-        <w:rPr>
-          <w:rFonts w:ascii="Segoe UI" w:hAnsi="Segoe UI" w:cs="Segoe UI"/>
-          <w:b/>
-          <w:i w:val="0"/>
-          <w:color w:val="008A7C"/>
-          <w:sz w:val="26"/>
-        </w:rPr>
-        <w:t>3.3 Submit</w:t>
+        <w:t>4.3 Submit</w:t>
       </w:r>
     </w:p>
     <w:p>
       <w:r>
-        <w:rPr>
-          <w:rFonts w:ascii="Segoe UI" w:hAnsi="Segoe UI" w:cs="Segoe UI"/>
-          <w:b w:val="0"/>
-          <w:i w:val="0"/>
-          <w:color w:val="0B1F2E"/>
-          <w:sz w:val="21"/>
-        </w:rPr>
-        <w:t>Review your details and click 'Submit Application'. Your application will be reviewed by a Loan Officer.</w:t>
+        <w:t>Review your details and click 'Submit Application'. Your application will be reviewed by a Loan Officer. You will receive a Telegram notification when the status changes.</w:t>
       </w:r>
     </w:p>
     <w:p>
       <w:pPr>
         <w:pStyle w:val="Heading1"/>
-        <w:spacing w:before="360" w:after="120"/>
-        <w:pBdr>
-          <w:bottom w:val="single" w:sz="12" w:space="4" w:color="00BDAA"/>
-        </w:pBdr>
       </w:pPr>
       <w:r>
-        <w:rPr>
-          <w:rFonts w:ascii="Segoe UI" w:hAnsi="Segoe UI" w:cs="Segoe UI"/>
-          <w:b/>
-          <w:i w:val="0"/>
-          <w:color w:val="0B1F2E"/>
-          <w:sz w:val="32"/>
-        </w:rPr>
-        <w:t>4. Making Payments</w:t>
+        <w:t>5. Making Payments</w:t>
       </w:r>
     </w:p>
     <w:p>
       <w:pPr>
         <w:pStyle w:val="Heading2"/>
-        <w:spacing w:before="240" w:after="80"/>
       </w:pPr>
       <w:r>
-        <w:rPr>
-          <w:rFonts w:ascii="Segoe UI" w:hAnsi="Segoe UI" w:cs="Segoe UI"/>
-          <w:b/>
-          <w:i w:val="0"/>
-          <w:color w:val="008A7C"/>
-          <w:sz w:val="26"/>
-        </w:rPr>
-        <w:t>4.1 Loan Repayment (ABA PayWay Hosted Checkout)</w:t>
+        <w:t>5.1 Loan Repayment (KHQR / ABA PayWay)</w:t>
       </w:r>
     </w:p>
     <w:p>
       <w:r>
-        <w:rPr>
-          <w:rFonts w:ascii="Segoe UI" w:hAnsi="Segoe UI" w:cs="Segoe UI"/>
-          <w:b w:val="0"/>
-          <w:i w:val="0"/>
-          <w:color w:val="0B1F2E"/>
-          <w:sz w:val="21"/>
-        </w:rPr>
-        <w:t>Navigate to 'Loan Repayment' in the sidebar. The page shows your next installment due and outstanding balance for your active loan.</w:t>
+        <w:t>Click "Repay" on the balance card to navigate to the KHQR Payment page. Choose a payment amount: next installment, full balance, or a custom amount.</w:t>
       </w:r>
     </w:p>
     <w:p>
       <w:pPr>
-        <w:pStyle w:val="ListNumber"/>
-        <w:spacing w:after="60"/>
+        <w:pStyle w:val="ListBullet"/>
       </w:pPr>
       <w:r>
-        <w:rPr>
-          <w:rFonts w:ascii="Segoe UI" w:hAnsi="Segoe UI" w:cs="Segoe UI"/>
-          <w:b w:val="0"/>
-          <w:i w:val="0"/>
-          <w:color w:val="0B1F2E"/>
-          <w:sz w:val="21"/>
-        </w:rPr>
-        <w:t>Choose a payment amount: next installment, full balance, or a custom amount</w:t>
-      </w:r>
-    </w:p>
-    <w:p>
-      <w:pPr>
-        <w:pStyle w:val="ListNumber"/>
-        <w:spacing w:after="60"/>
-      </w:pPr>
-      <w:r>
-        <w:rPr>
-          <w:rFonts w:ascii="Segoe UI" w:hAnsi="Segoe UI" w:cs="Segoe UI"/>
-          <w:b w:val="0"/>
-          <w:i w:val="0"/>
-          <w:color w:val="0B1F2E"/>
-          <w:sz w:val="21"/>
-        </w:rPr>
         <w:t>Click 'Pay Now' — an ABA PayWay secure checkout page opens in a new tab</w:t>
       </w:r>
     </w:p>
     <w:p>
       <w:pPr>
-        <w:pStyle w:val="ListNumber"/>
-        <w:spacing w:after="60"/>
+        <w:pStyle w:val="ListBullet"/>
       </w:pPr>
       <w:r>
-        <w:rPr>
-          <w:rFonts w:ascii="Segoe UI" w:hAnsi="Segoe UI" w:cs="Segoe UI"/>
-          <w:b w:val="0"/>
-          <w:i w:val="0"/>
-          <w:color w:val="0B1F2E"/>
-          <w:sz w:val="21"/>
-        </w:rPr>
         <w:t>Complete the payment with KHQR, ABA PAY, cards, or another supported method</w:t>
       </w:r>
     </w:p>
     <w:p>
       <w:pPr>
-        <w:pStyle w:val="ListNumber"/>
-        <w:spacing w:after="60"/>
+        <w:pStyle w:val="ListBullet"/>
       </w:pPr>
       <w:r>
-        <w:rPr>
-          <w:rFonts w:ascii="Segoe UI" w:hAnsi="Segoe UI" w:cs="Segoe UI"/>
-          <w:b w:val="0"/>
-          <w:i w:val="0"/>
-          <w:color w:val="0B1F2E"/>
-          <w:sz w:val="21"/>
-        </w:rPr>
         <w:t>After payment you are returned to the success page and the dashboard updates automatically</w:t>
       </w:r>
     </w:p>
     <w:p>
+      <w:pPr>
+        <w:pStyle w:val="ListBullet"/>
+      </w:pPr>
       <w:r>
-        <w:rPr>
-          <w:rFonts w:ascii="Segoe UI" w:hAnsi="Segoe UI" w:cs="Segoe UI"/>
-          <w:b w:val="0"/>
-          <w:i w:val="0"/>
-          <w:color w:val="0B1F2E"/>
-          <w:sz w:val="21"/>
-        </w:rPr>
-        <w:t>You can also scan the KHQR code shown on the checkout page with any Bakong-compatible banking app.</w:t>
+        <w:t>You can also scan the KHQR code shown on the checkout page with any Bakong-compatible banking app</w:t>
       </w:r>
     </w:p>
     <w:p>
       <w:pPr>
         <w:pStyle w:val="Heading2"/>
-        <w:spacing w:before="240" w:after="80"/>
       </w:pPr>
       <w:r>
-        <w:rPr>
-          <w:rFonts w:ascii="Segoe UI" w:hAnsi="Segoe UI" w:cs="Segoe UI"/>
-          <w:b/>
-          <w:i w:val="0"/>
-          <w:color w:val="008A7C"/>
-          <w:sz w:val="26"/>
-        </w:rPr>
-        <w:t>4.2 View Transactions</w:t>
+        <w:t>5.2 View Transactions</w:t>
       </w:r>
     </w:p>
     <w:p>
       <w:r>
-        <w:rPr>
-          <w:rFonts w:ascii="Segoe UI" w:hAnsi="Segoe UI" w:cs="Segoe UI"/>
-          <w:b w:val="0"/>
-          <w:i w:val="0"/>
-          <w:color w:val="0B1F2E"/>
-          <w:sz w:val="21"/>
-        </w:rPr>
-        <w:t>Check 'Recent Payments' on the Loan Repayment page or 'History Logs' to see all your past transactions and payments.</w:t>
+        <w:t>Check "Recent History" on the dashboard or click "View All" to see the full transaction history page with pagination. Each transaction shows: type, amount, status, date, and description.</w:t>
       </w:r>
     </w:p>
     <w:p>
       <w:pPr>
         <w:pStyle w:val="Heading1"/>
-        <w:spacing w:before="360" w:after="120"/>
-        <w:pBdr>
-          <w:bottom w:val="single" w:sz="12" w:space="4" w:color="00BDAA"/>
-        </w:pBdr>
       </w:pPr>
       <w:r>
-        <w:rPr>
-          <w:rFonts w:ascii="Segoe UI" w:hAnsi="Segoe UI" w:cs="Segoe UI"/>
-          <w:b/>
-          <w:i w:val="0"/>
-          <w:color w:val="0B1F2E"/>
-          <w:sz w:val="32"/>
-        </w:rPr>
-        <w:t>5. Managing Your Profile</w:t>
+        <w:t>6. Managing Your Profile</w:t>
       </w:r>
     </w:p>
     <w:p>
       <w:r>
-        <w:rPr>
-          <w:rFonts w:ascii="Segoe UI" w:hAnsi="Segoe UI" w:cs="Segoe UI"/>
-          <w:b w:val="0"/>
-          <w:i w:val="0"/>
-          <w:color w:val="0B1F2E"/>
-          <w:sz w:val="21"/>
-        </w:rPr>
         <w:t>Navigate to 'Profile' in the sidebar to update your information:</w:t>
       </w:r>
     </w:p>
     <w:p>
       <w:pPr>
         <w:pStyle w:val="ListBullet"/>
-        <w:spacing w:after="60"/>
-        <w:ind w:left="432"/>
       </w:pPr>
       <w:r>
-        <w:rPr>
-          <w:rFonts w:ascii="Segoe UI" w:hAnsi="Segoe UI" w:cs="Segoe UI"/>
-          <w:b w:val="0"/>
-          <w:i w:val="0"/>
-          <w:color w:val="0B1F2E"/>
-          <w:sz w:val="21"/>
-        </w:rPr>
         <w:t>Name, email, and phone number</w:t>
       </w:r>
     </w:p>
     <w:p>
       <w:pPr>
         <w:pStyle w:val="ListBullet"/>
-        <w:spacing w:after="60"/>
-        <w:ind w:left="432"/>
       </w:pPr>
       <w:r>
-        <w:rPr>
-          <w:rFonts w:ascii="Segoe UI" w:hAnsi="Segoe UI" w:cs="Segoe UI"/>
-          <w:b w:val="0"/>
-          <w:i w:val="0"/>
-          <w:color w:val="0B1F2E"/>
-          <w:sz w:val="21"/>
-        </w:rPr>
-        <w:t>Change your password (requires OTP verification)</w:t>
+        <w:t>Change your password (phone-only users receive OTP via Telegram &amp; SMS; email users via email)</w:t>
       </w:r>
     </w:p>
     <w:p>
       <w:pPr>
         <w:pStyle w:val="ListBullet"/>
-        <w:spacing w:after="60"/>
-        <w:ind w:left="432"/>
       </w:pPr>
       <w:r>
-        <w:rPr>
-          <w:rFonts w:ascii="Segoe UI" w:hAnsi="Segoe UI" w:cs="Segoe UI"/>
-          <w:b w:val="0"/>
-          <w:i w:val="0"/>
-          <w:color w:val="0B1F2E"/>
-          <w:sz w:val="21"/>
-        </w:rPr>
-        <w:t>View your role and account status</w:t>
+        <w:t>View your role, account status, and Telegram linking status</w:t>
       </w:r>
     </w:p>
     <w:p>
       <w:pPr>
         <w:pStyle w:val="Heading1"/>
-        <w:spacing w:before="360" w:after="120"/>
-        <w:pBdr>
-          <w:bottom w:val="single" w:sz="12" w:space="4" w:color="00BDAA"/>
-        </w:pBdr>
       </w:pPr>
       <w:r>
-        <w:rPr>
-          <w:rFonts w:ascii="Segoe UI" w:hAnsi="Segoe UI" w:cs="Segoe UI"/>
-          <w:b/>
-          <w:i w:val="0"/>
-          <w:color w:val="0B1F2E"/>
-          <w:sz w:val="32"/>
-        </w:rPr>
-        <w:t>6. Frequently Asked Questions</w:t>
+        <w:t>7. Frequently Asked Questions</w:t>
       </w:r>
     </w:p>
-    <w:tbl>
-      <w:tblPr>
-        <w:tblStyle w:val="TableGrid"/>
-        <w:tblW w:type="auto" w:w="0"/>
-        <w:jc w:val="center"/>
-        <w:tblLayout w:type="fixed"/>
-        <w:tblLook w:firstColumn="1" w:firstRow="1" w:lastColumn="0" w:lastRow="0" w:noHBand="0" w:noVBand="1" w:val="04A0"/>
-      </w:tblPr>
-      <w:tblGrid>
-        <w:gridCol w:w="4658"/>
-        <w:gridCol w:w="4658"/>
-      </w:tblGrid>
-      <w:tr>
-        <w:tc>
-          <w:tcPr>
-            <w:tcW w:type="dxa" w:w="3456"/>
-            <w:shd w:val="clear" w:fill="0B1F2E"/>
-            <w:tcMar>
-              <w:top w:w="80" w:type="dxa"/>
-              <w:start w:w="120" w:type="dxa"/>
-              <w:bottom w:w="80" w:type="dxa"/>
-              <w:end w:w="120" w:type="dxa"/>
-            </w:tcMar>
-            <w:vAlign w:val="center"/>
-          </w:tcPr>
-          <w:p>
-            <w:pPr>
-              <w:jc w:val="left"/>
-            </w:pPr>
-            <w:r/>
-            <w:r>
-              <w:rPr>
-                <w:rFonts w:ascii="Segoe UI" w:hAnsi="Segoe UI" w:cs="Segoe UI"/>
-                <w:b/>
-                <w:i w:val="0"/>
-                <w:color w:val="FFFFFF"/>
-                <w:sz w:val="19"/>
-              </w:rPr>
-              <w:t>Question</w:t>
-            </w:r>
-          </w:p>
-        </w:tc>
-        <w:tc>
-          <w:tcPr>
-            <w:tcW w:type="dxa" w:w="5760"/>
-            <w:shd w:val="clear" w:fill="0B1F2E"/>
-            <w:tcMar>
-              <w:top w:w="80" w:type="dxa"/>
-              <w:start w:w="120" w:type="dxa"/>
-              <w:bottom w:w="80" w:type="dxa"/>
-              <w:end w:w="120" w:type="dxa"/>
-            </w:tcMar>
-            <w:vAlign w:val="center"/>
-          </w:tcPr>
-          <w:p>
-            <w:pPr>
-              <w:jc w:val="left"/>
-            </w:pPr>
-            <w:r/>
-            <w:r>
-              <w:rPr>
-                <w:rFonts w:ascii="Segoe UI" w:hAnsi="Segoe UI" w:cs="Segoe UI"/>
-                <w:b/>
-                <w:i w:val="0"/>
-                <w:color w:val="FFFFFF"/>
-                <w:sz w:val="19"/>
-              </w:rPr>
-              <w:t>Answer</w:t>
-            </w:r>
-          </w:p>
-        </w:tc>
-      </w:tr>
-      <w:tr>
-        <w:tc>
-          <w:tcPr>
-            <w:tcW w:type="dxa" w:w="3456"/>
-            <w:tcMar>
-              <w:top w:w="80" w:type="dxa"/>
-              <w:start w:w="120" w:type="dxa"/>
-              <w:bottom w:w="80" w:type="dxa"/>
-              <w:end w:w="120" w:type="dxa"/>
-            </w:tcMar>
-            <w:vAlign w:val="center"/>
-          </w:tcPr>
-          <w:p>
-            <w:pPr>
-              <w:spacing w:after="20"/>
-            </w:pPr>
-            <w:r/>
-            <w:r>
-              <w:rPr>
-                <w:rFonts w:ascii="Segoe UI" w:hAnsi="Segoe UI" w:cs="Segoe UI"/>
-                <w:b w:val="0"/>
-                <w:i w:val="0"/>
-                <w:color w:val="0B1F2E"/>
-                <w:sz w:val="19"/>
-              </w:rPr>
-              <w:t>How long does loan approval take?</w:t>
-            </w:r>
-          </w:p>
-        </w:tc>
-        <w:tc>
-          <w:tcPr>
-            <w:tcW w:type="dxa" w:w="5760"/>
-            <w:tcMar>
-              <w:top w:w="80" w:type="dxa"/>
-              <w:start w:w="120" w:type="dxa"/>
-              <w:bottom w:w="80" w:type="dxa"/>
-              <w:end w:w="120" w:type="dxa"/>
-            </w:tcMar>
-            <w:vAlign w:val="center"/>
-          </w:tcPr>
-          <w:p>
-            <w:pPr>
-              <w:spacing w:after="20"/>
-            </w:pPr>
-            <w:r/>
-            <w:r>
-              <w:rPr>
-                <w:rFonts w:ascii="Segoe UI" w:hAnsi="Segoe UI" w:cs="Segoe UI"/>
-                <w:b w:val="0"/>
-                <w:i w:val="0"/>
-                <w:color w:val="0B1F2E"/>
-                <w:sz w:val="19"/>
-              </w:rPr>
-              <w:t>Typically 1-3 business days after submission.</w:t>
-            </w:r>
-          </w:p>
-        </w:tc>
-      </w:tr>
-      <w:tr>
-        <w:tc>
-          <w:tcPr>
-            <w:tcW w:type="dxa" w:w="3456"/>
-            <w:shd w:val="clear" w:fill="F4F8FA"/>
-            <w:tcMar>
-              <w:top w:w="80" w:type="dxa"/>
-              <w:start w:w="120" w:type="dxa"/>
-              <w:bottom w:w="80" w:type="dxa"/>
-              <w:end w:w="120" w:type="dxa"/>
-            </w:tcMar>
-            <w:vAlign w:val="center"/>
-          </w:tcPr>
-          <w:p>
-            <w:pPr>
-              <w:spacing w:after="20"/>
-            </w:pPr>
-            <w:r/>
-            <w:r>
-              <w:rPr>
-                <w:rFonts w:ascii="Segoe UI" w:hAnsi="Segoe UI" w:cs="Segoe UI"/>
-                <w:b w:val="0"/>
-                <w:i w:val="0"/>
-                <w:color w:val="0B1F2E"/>
-                <w:sz w:val="19"/>
-              </w:rPr>
-              <w:t>What payment methods are accepted?</w:t>
-            </w:r>
-          </w:p>
-        </w:tc>
-        <w:tc>
-          <w:tcPr>
-            <w:tcW w:type="dxa" w:w="5760"/>
-            <w:shd w:val="clear" w:fill="F4F8FA"/>
-            <w:tcMar>
-              <w:top w:w="80" w:type="dxa"/>
-              <w:start w:w="120" w:type="dxa"/>
-              <w:bottom w:w="80" w:type="dxa"/>
-              <w:end w:w="120" w:type="dxa"/>
-            </w:tcMar>
-            <w:vAlign w:val="center"/>
-          </w:tcPr>
-          <w:p>
-            <w:pPr>
-              <w:spacing w:after="20"/>
-            </w:pPr>
-            <w:r/>
-            <w:r>
-              <w:rPr>
-                <w:rFonts w:ascii="Segoe UI" w:hAnsi="Segoe UI" w:cs="Segoe UI"/>
-                <w:b w:val="0"/>
-                <w:i w:val="0"/>
-                <w:color w:val="0B1F2E"/>
-                <w:sz w:val="19"/>
-              </w:rPr>
-              <w:t>KHQR (Bakong) and ABA PayWay hosted checkout (KHQR, ABA PAY, cards).</w:t>
-            </w:r>
-          </w:p>
-        </w:tc>
-      </w:tr>
-      <w:tr>
-        <w:tc>
-          <w:tcPr>
-            <w:tcW w:type="dxa" w:w="3456"/>
-            <w:tcMar>
-              <w:top w:w="80" w:type="dxa"/>
-              <w:start w:w="120" w:type="dxa"/>
-              <w:bottom w:w="80" w:type="dxa"/>
-              <w:end w:w="120" w:type="dxa"/>
-            </w:tcMar>
-            <w:vAlign w:val="center"/>
-          </w:tcPr>
-          <w:p>
-            <w:pPr>
-              <w:spacing w:after="20"/>
-            </w:pPr>
-            <w:r/>
-            <w:r>
-              <w:rPr>
-                <w:rFonts w:ascii="Segoe UI" w:hAnsi="Segoe UI" w:cs="Segoe UI"/>
-                <w:b w:val="0"/>
-                <w:i w:val="0"/>
-                <w:color w:val="0B1F2E"/>
-                <w:sz w:val="19"/>
-              </w:rPr>
-              <w:t>Can I apply for multiple loans?</w:t>
-            </w:r>
-          </w:p>
-        </w:tc>
-        <w:tc>
-          <w:tcPr>
-            <w:tcW w:type="dxa" w:w="5760"/>
-            <w:tcMar>
-              <w:top w:w="80" w:type="dxa"/>
-              <w:start w:w="120" w:type="dxa"/>
-              <w:bottom w:w="80" w:type="dxa"/>
-              <w:end w:w="120" w:type="dxa"/>
-            </w:tcMar>
-            <w:vAlign w:val="center"/>
-          </w:tcPr>
-          <w:p>
-            <w:pPr>
-              <w:spacing w:after="20"/>
-            </w:pPr>
-            <w:r/>
-            <w:r>
-              <w:rPr>
-                <w:rFonts w:ascii="Segoe UI" w:hAnsi="Segoe UI" w:cs="Segoe UI"/>
-                <w:b w:val="0"/>
-                <w:i w:val="0"/>
-                <w:color w:val="0B1F2E"/>
-                <w:sz w:val="19"/>
-              </w:rPr>
-              <w:t>Check with your loan officer for policy details.</w:t>
-            </w:r>
-          </w:p>
-        </w:tc>
-      </w:tr>
-      <w:tr>
-        <w:tc>
-          <w:tcPr>
-            <w:tcW w:type="dxa" w:w="3456"/>
-            <w:shd w:val="clear" w:fill="F4F8FA"/>
-            <w:tcMar>
-              <w:top w:w="80" w:type="dxa"/>
-              <w:start w:w="120" w:type="dxa"/>
-              <w:bottom w:w="80" w:type="dxa"/>
-              <w:end w:w="120" w:type="dxa"/>
-            </w:tcMar>
-            <w:vAlign w:val="center"/>
-          </w:tcPr>
-          <w:p>
-            <w:pPr>
-              <w:spacing w:after="20"/>
-            </w:pPr>
-            <w:r/>
-            <w:r>
-              <w:rPr>
-                <w:rFonts w:ascii="Segoe UI" w:hAnsi="Segoe UI" w:cs="Segoe UI"/>
-                <w:b w:val="0"/>
-                <w:i w:val="0"/>
-                <w:color w:val="0B1F2E"/>
-                <w:sz w:val="19"/>
-              </w:rPr>
-              <w:t>How do I link my Telegram account?</w:t>
-            </w:r>
-          </w:p>
-        </w:tc>
-        <w:tc>
-          <w:tcPr>
-            <w:tcW w:type="dxa" w:w="5760"/>
-            <w:shd w:val="clear" w:fill="F4F8FA"/>
-            <w:tcMar>
-              <w:top w:w="80" w:type="dxa"/>
-              <w:start w:w="120" w:type="dxa"/>
-              <w:bottom w:w="80" w:type="dxa"/>
-              <w:end w:w="120" w:type="dxa"/>
-            </w:tcMar>
-            <w:vAlign w:val="center"/>
-          </w:tcPr>
-          <w:p>
-            <w:pPr>
-              <w:spacing w:after="20"/>
-            </w:pPr>
-            <w:r/>
-            <w:r>
-              <w:rPr>
-                <w:rFonts w:ascii="Segoe UI" w:hAnsi="Segoe UI" w:cs="Segoe UI"/>
-                <w:b w:val="0"/>
-                <w:i w:val="0"/>
-                <w:color w:val="0B1F2E"/>
-                <w:sz w:val="19"/>
-              </w:rPr>
-              <w:t>Send /link to the bot, then confirm with the code emailed to you (/confirm &lt;code&gt;).</w:t>
-            </w:r>
-          </w:p>
-        </w:tc>
-      </w:tr>
-    </w:tbl>
     <w:p>
       <w:pPr>
-        <w:spacing w:after="40"/>
+        <w:pStyle w:val="ListBullet"/>
       </w:pPr>
+      <w:r>
+        <w:t>Q: What if I don't have an email?</w:t>
+      </w:r>
+    </w:p>
+    <w:p>
+      <w:r>
+        <w:t>A: You can register via Telegram phone sharing — no email required. The system creates a synthetic email for your account.</w:t>
+      </w:r>
+    </w:p>
+    <w:p>
+      <w:pPr>
+        <w:pStyle w:val="ListBullet"/>
+      </w:pPr>
+      <w:r>
+        <w:t>Q: How do I link my Telegram account?</w:t>
+      </w:r>
+    </w:p>
+    <w:p>
+      <w:r>
+        <w:t>A: Open the Telegram bot, click "Share Phone Number to Link", and share your phone. Your account is automatically linked.</w:t>
+      </w:r>
+    </w:p>
+    <w:p>
+      <w:pPr>
+        <w:pStyle w:val="ListBullet"/>
+      </w:pPr>
+      <w:r>
+        <w:t>Q: How do I repay my loan?</w:t>
+      </w:r>
+    </w:p>
+    <w:p>
+      <w:r>
+        <w:t>A: Click "Repay" on the balance card — you'll be taken to the KHQR Payment page where you can pay via KHQR, ABA PAY, or cards through ABA PayWay.</w:t>
+      </w:r>
+    </w:p>
+    <w:p>
+      <w:pPr>
+        <w:pStyle w:val="ListBullet"/>
+      </w:pPr>
+      <w:r>
+        <w:t>Q: Can I apply for another loan while I have an active one?</w:t>
+      </w:r>
+    </w:p>
+    <w:p>
+      <w:r>
+        <w:t>A: Yes, click "Apply Loan" on the balance card to start a new application.</w:t>
+      </w:r>
+    </w:p>
+    <w:p>
+      <w:pPr>
+        <w:pStyle w:val="ListBullet"/>
+      </w:pPr>
+      <w:r>
+        <w:t>Q: What happens if I forget my password?</w:t>
+      </w:r>
+    </w:p>
+    <w:p>
+      <w:r>
+        <w:t>A: Click "Forgot Password?" on the login page. Phone-only users receive OTP via Telegram &amp; SMS; email users receive OTP via email.</w:t>
+      </w:r>
     </w:p>
     <w:sectPr>
-      <w:headerReference w:type="default" r:id="rId9"/>
-      <w:footerReference w:type="default" r:id="rId10"/>
-      <w:pgSz w:w="11909" w:h="16834"/>
-      <w:pgMar w:top="1152" w:right="1296" w:bottom="1152" w:left="1296" w:header="720" w:footer="720" w:gutter="0"/>
+      <w:pgSz w:w="12240" w:h="15840"/>
+      <w:pgMar w:top="1440" w:right="1800" w:bottom="1440" w:left="1800" w:header="720" w:footer="720" w:gutter="0"/>
       <w:cols w:space="720"/>
       <w:docGrid w:linePitch="360"/>
     </w:sectPr>
   </w:body>
 </w:document>
-</file>
-
-<file path=word/footer1.xml><?xml version="1.0" encoding="utf-8"?>
-<w:ftr xmlns:m="http://schemas.openxmlformats.org/officeDocument/2006/math" xmlns:mc="http://schemas.openxmlformats.org/markup-compatibility/2006" xmlns:mo="http://schemas.microsoft.com/office/mac/office/2008/main" xmlns:mv="urn:schemas-microsoft-com:mac:vml" xmlns:o="urn:schemas-microsoft-com:office:office" xmlns:r="http://schemas.openxmlformats.org/officeDocument/2006/relationships" xmlns:v="urn:schemas-microsoft-com:vml" xmlns:w10="urn:schemas-microsoft-com:office:word" xmlns:w14="http://schemas.microsoft.com/office/word/2010/wordml" xmlns:w="http://schemas.openxmlformats.org/wordprocessingml/2006/main" xmlns:wne="http://schemas.microsoft.com/office/word/2006/wordml" xmlns:wp14="http://schemas.microsoft.com/office/word/2010/wordprocessingDrawing" xmlns:wp="http://schemas.openxmlformats.org/drawingml/2006/wordprocessingDrawing" xmlns:wpc="http://schemas.microsoft.com/office/word/2010/wordprocessingCanvas" xmlns:wpg="http://schemas.microsoft.com/office/word/2010/wordprocessingGroup" xmlns:wpi="http://schemas.microsoft.com/office/word/2010/wordprocessingInk" xmlns:wps="http://schemas.microsoft.com/office/word/2010/wordprocessingShape" mc:Ignorable="w14 wp14">
-  <w:p>
-    <w:pPr>
-      <w:pStyle w:val="Footer"/>
-      <w:jc w:val="center"/>
-    </w:pPr>
-    <w:r/>
-    <w:r>
-      <w:rPr>
-        <w:rFonts w:ascii="Segoe UI" w:hAnsi="Segoe UI" w:cs="Segoe UI"/>
-        <w:b w:val="0"/>
-        <w:i w:val="0"/>
-        <w:color w:val="6B7A89"/>
-        <w:sz w:val="16"/>
-      </w:rPr>
-      <w:t>NexusFinance — User Manual — Customer  •  NF-DOC-005  •  Internal &amp; Confidential</w:t>
-    </w:r>
-    <w:r>
-      <w:rPr>
-        <w:rFonts w:ascii="Segoe UI" w:hAnsi="Segoe UI" w:cs="Segoe UI"/>
-        <w:b w:val="0"/>
-        <w:i w:val="0"/>
-        <w:color w:val="6B7A89"/>
-        <w:sz w:val="16"/>
-      </w:rPr>
-      <w:t xml:space="preserve">  •  Page </w:t>
-    </w:r>
-    <w:r>
-      <w:fldChar w:fldCharType="begin"/>
-      <w:instrText xml:space="preserve">PAGE</w:instrText>
-      <w:fldChar w:fldCharType="separate"/>
-      <w:t>1</w:t>
-      <w:fldChar w:fldCharType="end"/>
-    </w:r>
-  </w:p>
-</w:ftr>
-</file>
-
-<file path=word/header1.xml><?xml version="1.0" encoding="utf-8"?>
-<w:hdr xmlns:m="http://schemas.openxmlformats.org/officeDocument/2006/math" xmlns:mc="http://schemas.openxmlformats.org/markup-compatibility/2006" xmlns:mo="http://schemas.microsoft.com/office/mac/office/2008/main" xmlns:mv="urn:schemas-microsoft-com:mac:vml" xmlns:o="urn:schemas-microsoft-com:office:office" xmlns:r="http://schemas.openxmlformats.org/officeDocument/2006/relationships" xmlns:v="urn:schemas-microsoft-com:vml" xmlns:w10="urn:schemas-microsoft-com:office:word" xmlns:w14="http://schemas.microsoft.com/office/word/2010/wordml" xmlns:w="http://schemas.openxmlformats.org/wordprocessingml/2006/main" xmlns:wne="http://schemas.microsoft.com/office/word/2006/wordml" xmlns:wp14="http://schemas.microsoft.com/office/word/2010/wordprocessingDrawing" xmlns:wp="http://schemas.openxmlformats.org/drawingml/2006/wordprocessingDrawing" xmlns:wpc="http://schemas.microsoft.com/office/word/2010/wordprocessingCanvas" xmlns:wpg="http://schemas.microsoft.com/office/word/2010/wordprocessingGroup" xmlns:wpi="http://schemas.microsoft.com/office/word/2010/wordprocessingInk" xmlns:wps="http://schemas.microsoft.com/office/word/2010/wordprocessingShape" mc:Ignorable="w14 wp14">
-  <w:p>
-    <w:pPr>
-      <w:pStyle w:val="Header"/>
-    </w:pPr>
-    <w:r/>
-  </w:p>
-</w:hdr>
 </file>
 
 <file path=word/numbering.xml><?xml version="1.0" encoding="utf-8"?>
@@ -2142,14 +898,6 @@
     <w:name w:val="Normal"/>
     <w:qFormat/>
     <w:rsid w:val="00FC693F"/>
-    <w:pPr>
-      <w:spacing w:after="140" w:line="324" w:lineRule="auto"/>
-    </w:pPr>
-    <w:rPr>
-      <w:rFonts w:ascii="Segoe UI" w:hAnsi="Segoe UI" w:cs="Segoe UI"/>
-      <w:color w:val="0B1F2E"/>
-      <w:sz w:val="21"/>
-    </w:rPr>
   </w:style>
   <w:style w:type="paragraph" w:styleId="Header">
     <w:name w:val="header"/>

--- a/DOC/EN/NF-DOC-005_User_Manual_—_Customer_EN.docx
+++ b/DOC/EN/NF-DOC-005_User_Manual_—_Customer_EN.docx
@@ -2,537 +2,2152 @@
 <file path=word/document.xml><?xml version="1.0" encoding="utf-8"?>
 <w:document xmlns:wpc="http://schemas.microsoft.com/office/word/2010/wordprocessingCanvas" xmlns:mo="http://schemas.microsoft.com/office/mac/office/2008/main" xmlns:mc="http://schemas.openxmlformats.org/markup-compatibility/2006" xmlns:mv="urn:schemas-microsoft-com:mac:vml" xmlns:o="urn:schemas-microsoft-com:office:office" xmlns:r="http://schemas.openxmlformats.org/officeDocument/2006/relationships" xmlns:m="http://schemas.openxmlformats.org/officeDocument/2006/math" xmlns:v="urn:schemas-microsoft-com:vml" xmlns:wp14="http://schemas.microsoft.com/office/word/2010/wordprocessingDrawing" xmlns:wp="http://schemas.openxmlformats.org/drawingml/2006/wordprocessingDrawing" xmlns:w10="urn:schemas-microsoft-com:office:word" xmlns:w="http://schemas.openxmlformats.org/wordprocessingml/2006/main" xmlns:w14="http://schemas.microsoft.com/office/word/2010/wordml" xmlns:wpg="http://schemas.microsoft.com/office/word/2010/wordprocessingGroup" xmlns:wpi="http://schemas.microsoft.com/office/word/2010/wordprocessingInk" xmlns:wne="http://schemas.microsoft.com/office/word/2006/wordml" xmlns:wps="http://schemas.microsoft.com/office/word/2010/wordprocessingShape" mc:Ignorable="w14 wp14">
   <w:body>
+    <w:tbl>
+      <w:tblPr>
+        <w:tblStyle w:val="TableGrid"/>
+        <w:tblW w:type="auto" w:w="0"/>
+        <w:tblLook w:firstColumn="1" w:firstRow="1" w:lastColumn="0" w:lastRow="0" w:noHBand="0" w:noVBand="1" w:val="04A0"/>
+      </w:tblPr>
+      <w:tblGrid>
+        <w:gridCol w:w="9317"/>
+      </w:tblGrid>
+      <w:tr>
+        <w:tc>
+          <w:tcPr>
+            <w:tcW w:type="dxa" w:w="9317"/>
+            <w:shd w:val="clear" w:fill="0B1F2E"/>
+            <w:tcMar>
+              <w:top w:w="180" w:type="dxa"/>
+              <w:start w:w="240" w:type="dxa"/>
+              <w:bottom w:w="180" w:type="dxa"/>
+              <w:end w:w="240" w:type="dxa"/>
+            </w:tcMar>
+          </w:tcPr>
+          <w:p>
+            <w:r/>
+            <w:r>
+              <w:rPr>
+                <w:rFonts w:ascii="Segoe UI" w:hAnsi="Segoe UI" w:cs="Segoe UI"/>
+                <w:b/>
+                <w:i w:val="0"/>
+                <w:color w:val="00BDAA"/>
+                <w:sz w:val="26"/>
+              </w:rPr>
+              <w:t>NEXUSFINANCE</w:t>
+            </w:r>
+          </w:p>
+          <w:p>
+            <w:pPr>
+              <w:spacing w:after="0"/>
+            </w:pPr>
+            <w:r>
+              <w:rPr>
+                <w:rFonts w:ascii="Segoe UI" w:hAnsi="Segoe UI" w:cs="Segoe UI"/>
+                <w:b w:val="0"/>
+                <w:i w:val="0"/>
+                <w:color w:val="9FB4C4"/>
+                <w:sz w:val="18"/>
+              </w:rPr>
+              <w:t>Secure • Modern • Cutting-edge  |  Lending Platform for Cambodia</w:t>
+            </w:r>
+          </w:p>
+        </w:tc>
+      </w:tr>
+    </w:tbl>
     <w:p>
       <w:pPr>
-        <w:pStyle w:val="Title"/>
+        <w:spacing w:after="40"/>
+      </w:pPr>
+    </w:p>
+    <w:p>
+      <w:pPr>
+        <w:spacing w:after="600"/>
+      </w:pPr>
+    </w:p>
+    <w:p>
+      <w:pPr>
+        <w:spacing w:after="120"/>
+        <w:jc w:val="left"/>
       </w:pPr>
       <w:r>
+        <w:rPr>
+          <w:rFonts w:ascii="Segoe UI" w:hAnsi="Segoe UI" w:cs="Segoe UI"/>
+          <w:b/>
+          <w:i w:val="0"/>
+          <w:color w:val="0B1F2E"/>
+          <w:sz w:val="68"/>
+        </w:rPr>
         <w:t>NexusFinance — User Manual — Customer</w:t>
       </w:r>
     </w:p>
     <w:p>
+      <w:pPr>
+        <w:pBdr>
+          <w:bottom w:val="single" w:sz="24" w:space="4" w:color="00BDAA"/>
+        </w:pBdr>
+        <w:spacing w:after="240"/>
+      </w:pPr>
+    </w:p>
+    <w:p>
+      <w:pPr>
+        <w:spacing w:after="80"/>
+      </w:pPr>
       <w:r>
+        <w:rPr>
+          <w:rFonts w:ascii="Segoe UI" w:hAnsi="Segoe UI" w:cs="Segoe UI"/>
+          <w:b w:val="0"/>
+          <w:i w:val="0"/>
+          <w:color w:val="475A6B"/>
+          <w:sz w:val="26"/>
+        </w:rPr>
         <w:t>Digital Lending Platform for Cambodia</w:t>
       </w:r>
     </w:p>
     <w:p>
+      <w:pPr>
+        <w:spacing w:after="0"/>
+      </w:pPr>
       <w:r>
+        <w:rPr>
+          <w:rFonts w:ascii="Segoe UI" w:hAnsi="Segoe UI" w:cs="Segoe UI"/>
+          <w:b/>
+          <w:i w:val="0"/>
+          <w:color w:val="008A7C"/>
+          <w:sz w:val="20"/>
+        </w:rPr>
         <w:t>EN</w:t>
       </w:r>
     </w:p>
     <w:p>
+      <w:pPr>
+        <w:spacing w:after="600"/>
+      </w:pPr>
+    </w:p>
+    <w:tbl>
+      <w:tblPr>
+        <w:tblStyle w:val="TableGrid"/>
+        <w:tblW w:type="auto" w:w="0"/>
+        <w:tblLook w:firstColumn="1" w:firstRow="1" w:lastColumn="0" w:lastRow="0" w:noHBand="0" w:noVBand="1" w:val="04A0"/>
+      </w:tblPr>
+      <w:tblGrid>
+        <w:gridCol w:w="4658"/>
+        <w:gridCol w:w="4658"/>
+      </w:tblGrid>
+      <w:tr>
+        <w:tc>
+          <w:tcPr>
+            <w:tcW w:type="dxa" w:w="3168"/>
+            <w:shd w:val="clear" w:fill="F4F8FA"/>
+            <w:tcMar>
+              <w:top w:w="80" w:type="dxa"/>
+              <w:start w:w="120" w:type="dxa"/>
+              <w:bottom w:w="80" w:type="dxa"/>
+              <w:end w:w="120" w:type="dxa"/>
+            </w:tcMar>
+          </w:tcPr>
+          <w:p>
+            <w:r/>
+            <w:r>
+              <w:rPr>
+                <w:rFonts w:ascii="Segoe UI" w:hAnsi="Segoe UI" w:cs="Segoe UI"/>
+                <w:b/>
+                <w:i w:val="0"/>
+                <w:color w:val="0B1F2E"/>
+                <w:sz w:val="20"/>
+              </w:rPr>
+              <w:t>Document Number</w:t>
+            </w:r>
+          </w:p>
+        </w:tc>
+        <w:tc>
+          <w:tcPr>
+            <w:tcW w:type="dxa" w:w="6048"/>
+            <w:tcMar>
+              <w:top w:w="80" w:type="dxa"/>
+              <w:start w:w="120" w:type="dxa"/>
+              <w:bottom w:w="80" w:type="dxa"/>
+              <w:end w:w="120" w:type="dxa"/>
+            </w:tcMar>
+          </w:tcPr>
+          <w:p>
+            <w:r/>
+            <w:r>
+              <w:rPr>
+                <w:rFonts w:ascii="Segoe UI" w:hAnsi="Segoe UI" w:cs="Segoe UI"/>
+                <w:b w:val="0"/>
+                <w:i w:val="0"/>
+                <w:color w:val="475A6B"/>
+                <w:sz w:val="20"/>
+              </w:rPr>
+              <w:t>NF-DOC-005</w:t>
+            </w:r>
+          </w:p>
+        </w:tc>
+      </w:tr>
+      <w:tr>
+        <w:tc>
+          <w:tcPr>
+            <w:tcW w:type="dxa" w:w="3168"/>
+            <w:shd w:val="clear" w:fill="F4F8FA"/>
+            <w:tcMar>
+              <w:top w:w="80" w:type="dxa"/>
+              <w:start w:w="120" w:type="dxa"/>
+              <w:bottom w:w="80" w:type="dxa"/>
+              <w:end w:w="120" w:type="dxa"/>
+            </w:tcMar>
+          </w:tcPr>
+          <w:p>
+            <w:r/>
+            <w:r>
+              <w:rPr>
+                <w:rFonts w:ascii="Segoe UI" w:hAnsi="Segoe UI" w:cs="Segoe UI"/>
+                <w:b/>
+                <w:i w:val="0"/>
+                <w:color w:val="0B1F2E"/>
+                <w:sz w:val="20"/>
+              </w:rPr>
+              <w:t>Version</w:t>
+            </w:r>
+          </w:p>
+        </w:tc>
+        <w:tc>
+          <w:tcPr>
+            <w:tcW w:type="dxa" w:w="6048"/>
+            <w:tcMar>
+              <w:top w:w="80" w:type="dxa"/>
+              <w:start w:w="120" w:type="dxa"/>
+              <w:bottom w:w="80" w:type="dxa"/>
+              <w:end w:w="120" w:type="dxa"/>
+            </w:tcMar>
+          </w:tcPr>
+          <w:p>
+            <w:r/>
+            <w:r>
+              <w:rPr>
+                <w:rFonts w:ascii="Segoe UI" w:hAnsi="Segoe UI" w:cs="Segoe UI"/>
+                <w:b w:val="0"/>
+                <w:i w:val="0"/>
+                <w:color w:val="475A6B"/>
+                <w:sz w:val="20"/>
+              </w:rPr>
+              <w:t>1.1</w:t>
+            </w:r>
+          </w:p>
+        </w:tc>
+      </w:tr>
+      <w:tr>
+        <w:tc>
+          <w:tcPr>
+            <w:tcW w:type="dxa" w:w="3168"/>
+            <w:shd w:val="clear" w:fill="F4F8FA"/>
+            <w:tcMar>
+              <w:top w:w="80" w:type="dxa"/>
+              <w:start w:w="120" w:type="dxa"/>
+              <w:bottom w:w="80" w:type="dxa"/>
+              <w:end w:w="120" w:type="dxa"/>
+            </w:tcMar>
+          </w:tcPr>
+          <w:p>
+            <w:r/>
+            <w:r>
+              <w:rPr>
+                <w:rFonts w:ascii="Segoe UI" w:hAnsi="Segoe UI" w:cs="Segoe UI"/>
+                <w:b/>
+                <w:i w:val="0"/>
+                <w:color w:val="0B1F2E"/>
+                <w:sz w:val="20"/>
+              </w:rPr>
+              <w:t>Date</w:t>
+            </w:r>
+          </w:p>
+        </w:tc>
+        <w:tc>
+          <w:tcPr>
+            <w:tcW w:type="dxa" w:w="6048"/>
+            <w:tcMar>
+              <w:top w:w="80" w:type="dxa"/>
+              <w:start w:w="120" w:type="dxa"/>
+              <w:bottom w:w="80" w:type="dxa"/>
+              <w:end w:w="120" w:type="dxa"/>
+            </w:tcMar>
+          </w:tcPr>
+          <w:p>
+            <w:r/>
+            <w:r>
+              <w:rPr>
+                <w:rFonts w:ascii="Segoe UI" w:hAnsi="Segoe UI" w:cs="Segoe UI"/>
+                <w:b w:val="0"/>
+                <w:i w:val="0"/>
+                <w:color w:val="475A6B"/>
+                <w:sz w:val="20"/>
+              </w:rPr>
+              <w:t>August 2026</w:t>
+            </w:r>
+          </w:p>
+        </w:tc>
+      </w:tr>
+      <w:tr>
+        <w:tc>
+          <w:tcPr>
+            <w:tcW w:type="dxa" w:w="3168"/>
+            <w:shd w:val="clear" w:fill="F4F8FA"/>
+            <w:tcMar>
+              <w:top w:w="80" w:type="dxa"/>
+              <w:start w:w="120" w:type="dxa"/>
+              <w:bottom w:w="80" w:type="dxa"/>
+              <w:end w:w="120" w:type="dxa"/>
+            </w:tcMar>
+          </w:tcPr>
+          <w:p>
+            <w:r/>
+            <w:r>
+              <w:rPr>
+                <w:rFonts w:ascii="Segoe UI" w:hAnsi="Segoe UI" w:cs="Segoe UI"/>
+                <w:b/>
+                <w:i w:val="0"/>
+                <w:color w:val="0B1F2E"/>
+                <w:sz w:val="20"/>
+              </w:rPr>
+              <w:t>Prepared By</w:t>
+            </w:r>
+          </w:p>
+        </w:tc>
+        <w:tc>
+          <w:tcPr>
+            <w:tcW w:type="dxa" w:w="6048"/>
+            <w:tcMar>
+              <w:top w:w="80" w:type="dxa"/>
+              <w:start w:w="120" w:type="dxa"/>
+              <w:bottom w:w="80" w:type="dxa"/>
+              <w:end w:w="120" w:type="dxa"/>
+            </w:tcMar>
+          </w:tcPr>
+          <w:p>
+            <w:r/>
+            <w:r>
+              <w:rPr>
+                <w:rFonts w:ascii="Segoe UI" w:hAnsi="Segoe UI" w:cs="Segoe UI"/>
+                <w:b w:val="0"/>
+                <w:i w:val="0"/>
+                <w:color w:val="475A6B"/>
+                <w:sz w:val="20"/>
+              </w:rPr>
+              <w:t>NDX Digital Support</w:t>
+            </w:r>
+          </w:p>
+        </w:tc>
+      </w:tr>
+      <w:tr>
+        <w:tc>
+          <w:tcPr>
+            <w:tcW w:type="dxa" w:w="3168"/>
+            <w:shd w:val="clear" w:fill="F4F8FA"/>
+            <w:tcMar>
+              <w:top w:w="80" w:type="dxa"/>
+              <w:start w:w="120" w:type="dxa"/>
+              <w:bottom w:w="80" w:type="dxa"/>
+              <w:end w:w="120" w:type="dxa"/>
+            </w:tcMar>
+          </w:tcPr>
+          <w:p>
+            <w:r/>
+            <w:r>
+              <w:rPr>
+                <w:rFonts w:ascii="Segoe UI" w:hAnsi="Segoe UI" w:cs="Segoe UI"/>
+                <w:b/>
+                <w:i w:val="0"/>
+                <w:color w:val="0B1F2E"/>
+                <w:sz w:val="20"/>
+              </w:rPr>
+              <w:t>Classification</w:t>
+            </w:r>
+          </w:p>
+        </w:tc>
+        <w:tc>
+          <w:tcPr>
+            <w:tcW w:type="dxa" w:w="6048"/>
+            <w:tcMar>
+              <w:top w:w="80" w:type="dxa"/>
+              <w:start w:w="120" w:type="dxa"/>
+              <w:bottom w:w="80" w:type="dxa"/>
+              <w:end w:w="120" w:type="dxa"/>
+            </w:tcMar>
+          </w:tcPr>
+          <w:p>
+            <w:r/>
+            <w:r>
+              <w:rPr>
+                <w:rFonts w:ascii="Segoe UI" w:hAnsi="Segoe UI" w:cs="Segoe UI"/>
+                <w:b w:val="0"/>
+                <w:i w:val="0"/>
+                <w:color w:val="475A6B"/>
+                <w:sz w:val="20"/>
+              </w:rPr>
+              <w:t>Internal &amp; Confidential</w:t>
+            </w:r>
+          </w:p>
+        </w:tc>
+      </w:tr>
+    </w:tbl>
+    <w:p>
+      <w:pPr>
+        <w:spacing w:after="280"/>
+      </w:pPr>
+    </w:p>
+    <w:p>
       <w:r>
+        <w:rPr>
+          <w:rFonts w:ascii="Segoe UI" w:hAnsi="Segoe UI" w:cs="Segoe UI"/>
+          <w:b w:val="0"/>
+          <w:i w:val="0"/>
+          <w:color w:val="6B7A89"/>
+          <w:sz w:val="18"/>
+        </w:rPr>
         <w:t>Customer Guide  •  Registration  •  Loan Application  •  Payments</w:t>
+      </w:r>
+    </w:p>
+    <w:p>
+      <w:r>
+        <w:br w:type="page"/>
+      </w:r>
+    </w:p>
+    <w:p>
+      <w:pPr>
+        <w:spacing w:after="120"/>
+        <w:pBdr>
+          <w:bottom w:val="single" w:sz="12" w:space="4" w:color="00BDAA"/>
+        </w:pBdr>
+      </w:pPr>
+      <w:r>
+        <w:rPr>
+          <w:rFonts w:ascii="Segoe UI" w:hAnsi="Segoe UI" w:cs="Segoe UI"/>
+          <w:b/>
+          <w:i w:val="0"/>
+          <w:color w:val="0B1F2E"/>
+          <w:sz w:val="32"/>
+        </w:rPr>
+        <w:t>Table of Contents</w:t>
+      </w:r>
+    </w:p>
+    <w:p>
+      <w:pPr>
+        <w:spacing w:after="160"/>
+      </w:pPr>
+    </w:p>
+    <w:p>
+      <w:pPr>
+        <w:tabs>
+          <w:tab w:pos="9360" w:val="right" w:leader="hyphen"/>
+        </w:tabs>
+        <w:spacing w:after="80"/>
+      </w:pPr>
+      <w:r>
+        <w:rPr>
+          <w:rFonts w:ascii="Segoe UI" w:hAnsi="Segoe UI" w:cs="Segoe UI"/>
+          <w:b/>
+          <w:i w:val="0"/>
+          <w:color w:val="008A7C"/>
+          <w:sz w:val="22"/>
+        </w:rPr>
+        <w:t xml:space="preserve">1.  </w:t>
+      </w:r>
+      <w:r>
+        <w:rPr>
+          <w:rFonts w:ascii="Segoe UI" w:hAnsi="Segoe UI" w:cs="Segoe UI"/>
+          <w:b w:val="0"/>
+          <w:i w:val="0"/>
+          <w:color w:val="0B1F2E"/>
+          <w:sz w:val="22"/>
+        </w:rPr>
+        <w:t>Getting Started</w:t>
+      </w:r>
+    </w:p>
+    <w:p>
+      <w:pPr>
+        <w:tabs>
+          <w:tab w:pos="9360" w:val="right" w:leader="hyphen"/>
+        </w:tabs>
+        <w:spacing w:after="80"/>
+      </w:pPr>
+      <w:r>
+        <w:rPr>
+          <w:rFonts w:ascii="Segoe UI" w:hAnsi="Segoe UI" w:cs="Segoe UI"/>
+          <w:b/>
+          <w:i w:val="0"/>
+          <w:color w:val="008A7C"/>
+          <w:sz w:val="22"/>
+        </w:rPr>
+        <w:t xml:space="preserve">2.  </w:t>
+      </w:r>
+      <w:r>
+        <w:rPr>
+          <w:rFonts w:ascii="Segoe UI" w:hAnsi="Segoe UI" w:cs="Segoe UI"/>
+          <w:b w:val="0"/>
+          <w:i w:val="0"/>
+          <w:color w:val="0B1F2E"/>
+          <w:sz w:val="22"/>
+        </w:rPr>
+        <w:t>Creating an Account</w:t>
+      </w:r>
+    </w:p>
+    <w:p>
+      <w:pPr>
+        <w:tabs>
+          <w:tab w:pos="9360" w:val="right" w:leader="hyphen"/>
+        </w:tabs>
+        <w:spacing w:after="80"/>
+      </w:pPr>
+      <w:r>
+        <w:rPr>
+          <w:rFonts w:ascii="Segoe UI" w:hAnsi="Segoe UI" w:cs="Segoe UI"/>
+          <w:b/>
+          <w:i w:val="0"/>
+          <w:color w:val="008A7C"/>
+          <w:sz w:val="22"/>
+        </w:rPr>
+        <w:t xml:space="preserve">3.  </w:t>
+      </w:r>
+      <w:r>
+        <w:rPr>
+          <w:rFonts w:ascii="Segoe UI" w:hAnsi="Segoe UI" w:cs="Segoe UI"/>
+          <w:b w:val="0"/>
+          <w:i w:val="0"/>
+          <w:color w:val="0B1F2E"/>
+          <w:sz w:val="22"/>
+        </w:rPr>
+        <w:t>Dashboard Overview</w:t>
+      </w:r>
+    </w:p>
+    <w:p>
+      <w:pPr>
+        <w:tabs>
+          <w:tab w:pos="9360" w:val="right" w:leader="hyphen"/>
+        </w:tabs>
+        <w:spacing w:after="80"/>
+      </w:pPr>
+      <w:r>
+        <w:rPr>
+          <w:rFonts w:ascii="Segoe UI" w:hAnsi="Segoe UI" w:cs="Segoe UI"/>
+          <w:b/>
+          <w:i w:val="0"/>
+          <w:color w:val="008A7C"/>
+          <w:sz w:val="22"/>
+        </w:rPr>
+        <w:t xml:space="preserve">4.  </w:t>
+      </w:r>
+      <w:r>
+        <w:rPr>
+          <w:rFonts w:ascii="Segoe UI" w:hAnsi="Segoe UI" w:cs="Segoe UI"/>
+          <w:b w:val="0"/>
+          <w:i w:val="0"/>
+          <w:color w:val="0B1F2E"/>
+          <w:sz w:val="22"/>
+        </w:rPr>
+        <w:t>Applying for a Loan</w:t>
+      </w:r>
+    </w:p>
+    <w:p>
+      <w:pPr>
+        <w:tabs>
+          <w:tab w:pos="9360" w:val="right" w:leader="hyphen"/>
+        </w:tabs>
+        <w:spacing w:after="80"/>
+      </w:pPr>
+      <w:r>
+        <w:rPr>
+          <w:rFonts w:ascii="Segoe UI" w:hAnsi="Segoe UI" w:cs="Segoe UI"/>
+          <w:b/>
+          <w:i w:val="0"/>
+          <w:color w:val="008A7C"/>
+          <w:sz w:val="22"/>
+        </w:rPr>
+        <w:t xml:space="preserve">5.  </w:t>
+      </w:r>
+      <w:r>
+        <w:rPr>
+          <w:rFonts w:ascii="Segoe UI" w:hAnsi="Segoe UI" w:cs="Segoe UI"/>
+          <w:b w:val="0"/>
+          <w:i w:val="0"/>
+          <w:color w:val="0B1F2E"/>
+          <w:sz w:val="22"/>
+        </w:rPr>
+        <w:t>Making Payments</w:t>
+      </w:r>
+    </w:p>
+    <w:p>
+      <w:pPr>
+        <w:tabs>
+          <w:tab w:pos="9360" w:val="right" w:leader="hyphen"/>
+        </w:tabs>
+        <w:spacing w:after="80"/>
+      </w:pPr>
+      <w:r>
+        <w:rPr>
+          <w:rFonts w:ascii="Segoe UI" w:hAnsi="Segoe UI" w:cs="Segoe UI"/>
+          <w:b/>
+          <w:i w:val="0"/>
+          <w:color w:val="008A7C"/>
+          <w:sz w:val="22"/>
+        </w:rPr>
+        <w:t xml:space="preserve">6.  </w:t>
+      </w:r>
+      <w:r>
+        <w:rPr>
+          <w:rFonts w:ascii="Segoe UI" w:hAnsi="Segoe UI" w:cs="Segoe UI"/>
+          <w:b w:val="0"/>
+          <w:i w:val="0"/>
+          <w:color w:val="0B1F2E"/>
+          <w:sz w:val="22"/>
+        </w:rPr>
+        <w:t>Managing Your Profile</w:t>
+      </w:r>
+    </w:p>
+    <w:p>
+      <w:pPr>
+        <w:tabs>
+          <w:tab w:pos="9360" w:val="right" w:leader="hyphen"/>
+        </w:tabs>
+        <w:spacing w:after="80"/>
+      </w:pPr>
+      <w:r>
+        <w:rPr>
+          <w:rFonts w:ascii="Segoe UI" w:hAnsi="Segoe UI" w:cs="Segoe UI"/>
+          <w:b/>
+          <w:i w:val="0"/>
+          <w:color w:val="008A7C"/>
+          <w:sz w:val="22"/>
+        </w:rPr>
+        <w:t xml:space="preserve">7.  </w:t>
+      </w:r>
+      <w:r>
+        <w:rPr>
+          <w:rFonts w:ascii="Segoe UI" w:hAnsi="Segoe UI" w:cs="Segoe UI"/>
+          <w:b w:val="0"/>
+          <w:i w:val="0"/>
+          <w:color w:val="0B1F2E"/>
+          <w:sz w:val="22"/>
+        </w:rPr>
+        <w:t>Frequently Asked Questions</w:t>
+      </w:r>
+    </w:p>
+    <w:p>
+      <w:r>
+        <w:br w:type="page"/>
       </w:r>
     </w:p>
     <w:p>
       <w:pPr>
         <w:pStyle w:val="Heading1"/>
+        <w:spacing w:before="360" w:after="120"/>
+        <w:pBdr>
+          <w:bottom w:val="single" w:sz="12" w:space="4" w:color="00BDAA"/>
+        </w:pBdr>
       </w:pPr>
       <w:r>
-        <w:t>Table of Contents</w:t>
+        <w:rPr>
+          <w:rFonts w:ascii="Segoe UI" w:hAnsi="Segoe UI" w:cs="Segoe UI"/>
+          <w:b/>
+          <w:i w:val="0"/>
+          <w:color w:val="0B1F2E"/>
+          <w:sz w:val="32"/>
+        </w:rPr>
+        <w:t>1. Getting Started</w:t>
       </w:r>
     </w:p>
     <w:p>
       <w:r>
-        <w:t>1.  Getting Started</w:t>
-      </w:r>
-    </w:p>
-    <w:p>
-      <w:r>
-        <w:t>2.  Creating an Account</w:t>
-      </w:r>
-    </w:p>
-    <w:p>
-      <w:r>
-        <w:t>3.  Your Dashboard</w:t>
-      </w:r>
-    </w:p>
-    <w:p>
-      <w:r>
-        <w:t>4.  Applying for a Loan</w:t>
-      </w:r>
-    </w:p>
-    <w:p>
-      <w:r>
-        <w:t>5.  Making Payments</w:t>
-      </w:r>
-    </w:p>
-    <w:p>
-      <w:r>
-        <w:t>6.  Managing Your Profile</w:t>
-      </w:r>
-    </w:p>
-    <w:p>
-      <w:r>
-        <w:t>7.  Frequently Asked Questions</w:t>
+        <w:rPr>
+          <w:rFonts w:ascii="Segoe UI" w:hAnsi="Segoe UI" w:cs="Segoe UI"/>
+          <w:b w:val="0"/>
+          <w:i w:val="0"/>
+          <w:color w:val="0B1F2E"/>
+          <w:sz w:val="21"/>
+        </w:rPr>
+        <w:t>NexusFinance is your digital lending platform. You can access it from any web browser or install the Android app for the best experience.</w:t>
       </w:r>
     </w:p>
     <w:p>
       <w:pPr>
         <w:pStyle w:val="Heading1"/>
+        <w:spacing w:before="360" w:after="120"/>
+        <w:pBdr>
+          <w:bottom w:val="single" w:sz="12" w:space="4" w:color="00BDAA"/>
+        </w:pBdr>
       </w:pPr>
       <w:r>
-        <w:t>1. Getting Started</w:t>
-      </w:r>
-    </w:p>
-    <w:p>
-      <w:r>
-        <w:t>NexusFinance is your digital lending platform. You can access it from any web browser at https://nexusfinancefintech.vercel.app or install the Android app for the best experience.</w:t>
-      </w:r>
-    </w:p>
-    <w:p>
-      <w:pPr>
-        <w:pStyle w:val="Heading1"/>
-      </w:pPr>
-      <w:r>
+        <w:rPr>
+          <w:rFonts w:ascii="Segoe UI" w:hAnsi="Segoe UI" w:cs="Segoe UI"/>
+          <w:b/>
+          <w:i w:val="0"/>
+          <w:color w:val="0B1F2E"/>
+          <w:sz w:val="32"/>
+        </w:rPr>
         <w:t>2. Creating an Account</w:t>
       </w:r>
     </w:p>
     <w:p>
       <w:pPr>
         <w:pStyle w:val="Heading2"/>
+        <w:spacing w:before="240" w:after="80"/>
       </w:pPr>
       <w:r>
-        <w:t>2.1 Email Registration</w:t>
+        <w:rPr>
+          <w:rFonts w:ascii="Segoe UI" w:hAnsi="Segoe UI" w:cs="Segoe UI"/>
+          <w:b/>
+          <w:i w:val="0"/>
+          <w:color w:val="008A7C"/>
+          <w:sz w:val="26"/>
+        </w:rPr>
+        <w:t>2.1 Registration</w:t>
+      </w:r>
+    </w:p>
+    <w:p>
+      <w:pPr>
+        <w:pStyle w:val="ListNumber"/>
+        <w:spacing w:after="60"/>
+      </w:pPr>
+      <w:r>
+        <w:rPr>
+          <w:rFonts w:ascii="Segoe UI" w:hAnsi="Segoe UI" w:cs="Segoe UI"/>
+          <w:b w:val="0"/>
+          <w:i w:val="0"/>
+          <w:color w:val="0B1F2E"/>
+          <w:sz w:val="21"/>
+        </w:rPr>
+        <w:t>Go to https://nexusfinancefintech.vercel.app</w:t>
+      </w:r>
+    </w:p>
+    <w:p>
+      <w:pPr>
+        <w:pStyle w:val="ListNumber"/>
+        <w:spacing w:after="60"/>
+      </w:pPr>
+      <w:r>
+        <w:rPr>
+          <w:rFonts w:ascii="Segoe UI" w:hAnsi="Segoe UI" w:cs="Segoe UI"/>
+          <w:b w:val="0"/>
+          <w:i w:val="0"/>
+          <w:color w:val="0B1F2E"/>
+          <w:sz w:val="21"/>
+        </w:rPr>
+        <w:t>Click 'Register'</w:t>
+      </w:r>
+    </w:p>
+    <w:p>
+      <w:pPr>
+        <w:pStyle w:val="ListNumber"/>
+        <w:spacing w:after="60"/>
+      </w:pPr>
+      <w:r>
+        <w:rPr>
+          <w:rFonts w:ascii="Segoe UI" w:hAnsi="Segoe UI" w:cs="Segoe UI"/>
+          <w:b w:val="0"/>
+          <w:i w:val="0"/>
+          <w:color w:val="0B1F2E"/>
+          <w:sz w:val="21"/>
+        </w:rPr>
+        <w:t>Enter your name, phone number, and password</w:t>
+      </w:r>
+    </w:p>
+    <w:p>
+      <w:pPr>
+        <w:pStyle w:val="ListNumber"/>
+        <w:spacing w:after="60"/>
+      </w:pPr>
+      <w:r>
+        <w:rPr>
+          <w:rFonts w:ascii="Segoe UI" w:hAnsi="Segoe UI" w:cs="Segoe UI"/>
+          <w:b w:val="0"/>
+          <w:i w:val="0"/>
+          <w:color w:val="0B1F2E"/>
+          <w:sz w:val="21"/>
+        </w:rPr>
+        <w:t>Click 'Register'</w:t>
+      </w:r>
+    </w:p>
+    <w:p>
+      <w:pPr>
+        <w:pStyle w:val="ListNumber"/>
+        <w:spacing w:after="60"/>
+      </w:pPr>
+      <w:r>
+        <w:rPr>
+          <w:rFonts w:ascii="Segoe UI" w:hAnsi="Segoe UI" w:cs="Segoe UI"/>
+          <w:b w:val="0"/>
+          <w:i w:val="0"/>
+          <w:color w:val="0B1F2E"/>
+          <w:sz w:val="21"/>
+        </w:rPr>
+        <w:t>Check your Telegram bot message or SMS for a 6-digit verification code</w:t>
+      </w:r>
+    </w:p>
+    <w:p>
+      <w:pPr>
+        <w:pStyle w:val="ListNumber"/>
+        <w:spacing w:after="60"/>
+      </w:pPr>
+      <w:r>
+        <w:rPr>
+          <w:rFonts w:ascii="Segoe UI" w:hAnsi="Segoe UI" w:cs="Segoe UI"/>
+          <w:b w:val="0"/>
+          <w:i w:val="0"/>
+          <w:color w:val="0B1F2E"/>
+          <w:sz w:val="21"/>
+        </w:rPr>
+        <w:t>Enter the code in the verification form</w:t>
+      </w:r>
+    </w:p>
+    <w:p>
+      <w:pPr>
+        <w:pStyle w:val="ListNumber"/>
+        <w:spacing w:after="60"/>
+      </w:pPr>
+      <w:r>
+        <w:rPr>
+          <w:rFonts w:ascii="Segoe UI" w:hAnsi="Segoe UI" w:cs="Segoe UI"/>
+          <w:b w:val="0"/>
+          <w:i w:val="0"/>
+          <w:color w:val="0B1F2E"/>
+          <w:sz w:val="21"/>
+        </w:rPr>
+        <w:t>Your account is now active — you can log in</w:t>
+      </w:r>
+    </w:p>
+    <w:tbl>
+      <w:tblPr>
+        <w:tblStyle w:val="TableGrid"/>
+        <w:tblW w:type="auto" w:w="0"/>
+        <w:tblLook w:firstColumn="1" w:firstRow="1" w:lastColumn="0" w:lastRow="0" w:noHBand="0" w:noVBand="1" w:val="04A0"/>
+      </w:tblPr>
+      <w:tblGrid>
+        <w:gridCol w:w="9317"/>
+      </w:tblGrid>
+      <w:tr>
+        <w:tc>
+          <w:tcPr>
+            <w:tcW w:type="dxa" w:w="9317"/>
+            <w:tcBorders>
+              <w:left w:val="single" w:sz="28" w:space="0" w:color="2E7D32"/>
+            </w:tcBorders>
+            <w:shd w:val="clear" w:fill="E8F5E9"/>
+            <w:tcMar>
+              <w:top w:w="140" w:type="dxa"/>
+              <w:start w:w="200" w:type="dxa"/>
+              <w:bottom w:w="140" w:type="dxa"/>
+              <w:end w:w="200" w:type="dxa"/>
+            </w:tcMar>
+          </w:tcPr>
+          <w:p>
+            <w:pPr>
+              <w:spacing w:after="60"/>
+            </w:pPr>
+            <w:r/>
+            <w:r>
+              <w:rPr>
+                <w:rFonts w:ascii="Segoe UI" w:hAnsi="Segoe UI" w:cs="Segoe UI"/>
+                <w:b/>
+                <w:i w:val="0"/>
+                <w:color w:val="0B1F2E"/>
+                <w:sz w:val="21"/>
+              </w:rPr>
+              <w:t>Phone number is required</w:t>
+            </w:r>
+          </w:p>
+          <w:p>
+            <w:pPr>
+              <w:spacing w:after="0"/>
+            </w:pPr>
+            <w:r>
+              <w:rPr>
+                <w:rFonts w:ascii="Segoe UI" w:hAnsi="Segoe UI" w:cs="Segoe UI"/>
+                <w:b w:val="0"/>
+                <w:i w:val="0"/>
+                <w:color w:val="0B1F2E"/>
+                <w:sz w:val="20"/>
+              </w:rPr>
+              <w:t>Use your phone number (e.g., 85570961423) to register. The OTP will be sent via Telegram bot message or SMS. Email is optional and not required for registration or login.</w:t>
+            </w:r>
+          </w:p>
+        </w:tc>
+      </w:tr>
+    </w:tbl>
+    <w:p>
+      <w:pPr>
+        <w:spacing w:after="40"/>
+      </w:pPr>
+    </w:p>
+    <w:p>
+      <w:pPr>
+        <w:pStyle w:val="Heading2"/>
+        <w:spacing w:before="240" w:after="80"/>
+      </w:pPr>
+      <w:r>
+        <w:rPr>
+          <w:rFonts w:ascii="Segoe UI" w:hAnsi="Segoe UI" w:cs="Segoe UI"/>
+          <w:b/>
+          <w:i w:val="0"/>
+          <w:color w:val="008A7C"/>
+          <w:sz w:val="26"/>
+        </w:rPr>
+        <w:t>2.2 Login</w:t>
+      </w:r>
+    </w:p>
+    <w:p>
+      <w:pPr>
+        <w:pStyle w:val="ListNumber"/>
+        <w:spacing w:after="60"/>
+      </w:pPr>
+      <w:r>
+        <w:rPr>
+          <w:rFonts w:ascii="Segoe UI" w:hAnsi="Segoe UI" w:cs="Segoe UI"/>
+          <w:b w:val="0"/>
+          <w:i w:val="0"/>
+          <w:color w:val="0B1F2E"/>
+          <w:sz w:val="21"/>
+        </w:rPr>
+        <w:t>Enter your phone number and password</w:t>
+      </w:r>
+    </w:p>
+    <w:p>
+      <w:pPr>
+        <w:pStyle w:val="ListNumber"/>
+        <w:spacing w:after="60"/>
+      </w:pPr>
+      <w:r>
+        <w:rPr>
+          <w:rFonts w:ascii="Segoe UI" w:hAnsi="Segoe UI" w:cs="Segoe UI"/>
+          <w:b w:val="0"/>
+          <w:i w:val="0"/>
+          <w:color w:val="0B1F2E"/>
+          <w:sz w:val="21"/>
+        </w:rPr>
+        <w:t>Click 'Login'</w:t>
+      </w:r>
+    </w:p>
+    <w:p>
+      <w:pPr>
+        <w:pStyle w:val="ListNumber"/>
+        <w:spacing w:after="60"/>
+      </w:pPr>
+      <w:r>
+        <w:rPr>
+          <w:rFonts w:ascii="Segoe UI" w:hAnsi="Segoe UI" w:cs="Segoe UI"/>
+          <w:b w:val="0"/>
+          <w:i w:val="0"/>
+          <w:color w:val="0B1F2E"/>
+          <w:sz w:val="21"/>
+        </w:rPr>
+        <w:t>You will be redirected to your dashboard</w:t>
+      </w:r>
+    </w:p>
+    <w:tbl>
+      <w:tblPr>
+        <w:tblStyle w:val="TableGrid"/>
+        <w:tblW w:type="auto" w:w="0"/>
+        <w:tblLook w:firstColumn="1" w:firstRow="1" w:lastColumn="0" w:lastRow="0" w:noHBand="0" w:noVBand="1" w:val="04A0"/>
+      </w:tblPr>
+      <w:tblGrid>
+        <w:gridCol w:w="9317"/>
+      </w:tblGrid>
+      <w:tr>
+        <w:tc>
+          <w:tcPr>
+            <w:tcW w:type="dxa" w:w="9317"/>
+            <w:tcBorders>
+              <w:left w:val="single" w:sz="28" w:space="0" w:color="00BDAA"/>
+            </w:tcBorders>
+            <w:shd w:val="clear" w:fill="E0F7F4"/>
+            <w:tcMar>
+              <w:top w:w="140" w:type="dxa"/>
+              <w:start w:w="200" w:type="dxa"/>
+              <w:bottom w:w="140" w:type="dxa"/>
+              <w:end w:w="200" w:type="dxa"/>
+            </w:tcMar>
+          </w:tcPr>
+          <w:p>
+            <w:pPr>
+              <w:spacing w:after="60"/>
+            </w:pPr>
+            <w:r/>
+            <w:r>
+              <w:rPr>
+                <w:rFonts w:ascii="Segoe UI" w:hAnsi="Segoe UI" w:cs="Segoe UI"/>
+                <w:b/>
+                <w:i w:val="0"/>
+                <w:color w:val="0B1F2E"/>
+                <w:sz w:val="21"/>
+              </w:rPr>
+              <w:t>Forgot your password?</w:t>
+            </w:r>
+          </w:p>
+          <w:p>
+            <w:pPr>
+              <w:spacing w:after="0"/>
+            </w:pPr>
+            <w:r>
+              <w:rPr>
+                <w:rFonts w:ascii="Segoe UI" w:hAnsi="Segoe UI" w:cs="Segoe UI"/>
+                <w:b w:val="0"/>
+                <w:i w:val="0"/>
+                <w:color w:val="0B1F2E"/>
+                <w:sz w:val="20"/>
+              </w:rPr>
+              <w:t>Send /changepassword to the Telegram bot (@nexusfinancefintech_bot). You'll receive an OTP via Telegram, then set a new password.</w:t>
+            </w:r>
+          </w:p>
+        </w:tc>
+      </w:tr>
+    </w:tbl>
+    <w:p>
+      <w:pPr>
+        <w:spacing w:after="40"/>
+      </w:pPr>
+    </w:p>
+    <w:p>
+      <w:pPr>
+        <w:pStyle w:val="Heading1"/>
+        <w:spacing w:before="360" w:after="120"/>
+        <w:pBdr>
+          <w:bottom w:val="single" w:sz="12" w:space="4" w:color="00BDAA"/>
+        </w:pBdr>
+      </w:pPr>
+      <w:r>
+        <w:rPr>
+          <w:rFonts w:ascii="Segoe UI" w:hAnsi="Segoe UI" w:cs="Segoe UI"/>
+          <w:b/>
+          <w:i w:val="0"/>
+          <w:color w:val="0B1F2E"/>
+          <w:sz w:val="32"/>
+        </w:rPr>
+        <w:t>3. Dashboard Overview</w:t>
+      </w:r>
+    </w:p>
+    <w:p>
+      <w:r>
+        <w:rPr>
+          <w:rFonts w:ascii="Segoe UI" w:hAnsi="Segoe UI" w:cs="Segoe UI"/>
+          <w:b w:val="0"/>
+          <w:i w:val="0"/>
+          <w:color w:val="0B1F2E"/>
+          <w:sz w:val="21"/>
+        </w:rPr>
+        <w:t>The redesigned customer dashboard provides a quick overview of your account:</w:t>
       </w:r>
     </w:p>
     <w:p>
       <w:pPr>
         <w:pStyle w:val="ListBullet"/>
+        <w:spacing w:after="60"/>
+        <w:ind w:left="432"/>
       </w:pPr>
       <w:r>
-        <w:t>Go to https://nexusfinancefintech.vercel.app</w:t>
+        <w:rPr>
+          <w:rFonts w:ascii="Segoe UI" w:hAnsi="Segoe UI" w:cs="Segoe UI"/>
+          <w:b w:val="0"/>
+          <w:i w:val="0"/>
+          <w:color w:val="0B1F2E"/>
+          <w:sz w:val="21"/>
+        </w:rPr>
+        <w:t>Balance card showing total outstanding amount</w:t>
       </w:r>
     </w:p>
     <w:p>
       <w:pPr>
         <w:pStyle w:val="ListBullet"/>
+        <w:spacing w:after="60"/>
+        <w:ind w:left="432"/>
       </w:pPr>
       <w:r>
-        <w:t>Click 'Register'</w:t>
+        <w:rPr>
+          <w:rFonts w:ascii="Segoe UI" w:hAnsi="Segoe UI" w:cs="Segoe UI"/>
+          <w:b w:val="0"/>
+          <w:i w:val="0"/>
+          <w:color w:val="0B1F2E"/>
+          <w:sz w:val="21"/>
+        </w:rPr>
+        <w:t>Loan progress indicator with repayment status</w:t>
       </w:r>
     </w:p>
     <w:p>
       <w:pPr>
         <w:pStyle w:val="ListBullet"/>
+        <w:spacing w:after="60"/>
+        <w:ind w:left="432"/>
       </w:pPr>
       <w:r>
-        <w:t>Enter your name, email, and password</w:t>
+        <w:rPr>
+          <w:rFonts w:ascii="Segoe UI" w:hAnsi="Segoe UI" w:cs="Segoe UI"/>
+          <w:b w:val="0"/>
+          <w:i w:val="0"/>
+          <w:color w:val="0B1F2E"/>
+          <w:sz w:val="21"/>
+        </w:rPr>
+        <w:t>Due date statistics and next payment info</w:t>
       </w:r>
     </w:p>
     <w:p>
       <w:pPr>
         <w:pStyle w:val="ListBullet"/>
+        <w:spacing w:after="60"/>
+        <w:ind w:left="432"/>
       </w:pPr>
       <w:r>
-        <w:t>Click 'Register'</w:t>
-      </w:r>
-    </w:p>
-    <w:p>
-      <w:pPr>
-        <w:pStyle w:val="ListBullet"/>
-      </w:pPr>
-      <w:r>
-        <w:t>Check your email for a 6-digit verification code</w:t>
-      </w:r>
-    </w:p>
-    <w:p>
-      <w:pPr>
-        <w:pStyle w:val="ListBullet"/>
-      </w:pPr>
-      <w:r>
-        <w:t>Enter the code in the verification form</w:t>
-      </w:r>
-    </w:p>
-    <w:p>
-      <w:pPr>
-        <w:pStyle w:val="ListBullet"/>
-      </w:pPr>
-      <w:r>
-        <w:t>Your account is now active — you can log in</w:t>
-      </w:r>
-    </w:p>
-    <w:p>
-      <w:pPr>
-        <w:pStyle w:val="Heading2"/>
-      </w:pPr>
-      <w:r>
-        <w:t>2.2 Phone Registration (via Telegram)</w:t>
-      </w:r>
-    </w:p>
-    <w:p>
-      <w:pPr>
-        <w:pStyle w:val="ListBullet"/>
-      </w:pPr>
-      <w:r>
-        <w:t>Open Telegram and search for @nexusfinancefintech_bot</w:t>
-      </w:r>
-    </w:p>
-    <w:p>
-      <w:pPr>
-        <w:pStyle w:val="ListBullet"/>
-      </w:pPr>
-      <w:r>
-        <w:t>Click "Share Phone Number to Link" button in the chat</w:t>
-      </w:r>
-    </w:p>
-    <w:p>
-      <w:pPr>
-        <w:pStyle w:val="ListBullet"/>
-      </w:pPr>
-      <w:r>
-        <w:t>A WebApp sheet will prompt you to share your phone number</w:t>
-      </w:r>
-    </w:p>
-    <w:p>
-      <w:pPr>
-        <w:pStyle w:val="ListBullet"/>
-      </w:pPr>
-      <w:r>
-        <w:t>Once shared, the bot sends you a 6-digit OTP via Telegram</w:t>
-      </w:r>
-    </w:p>
-    <w:p>
-      <w:pPr>
-        <w:pStyle w:val="ListBullet"/>
-      </w:pPr>
-      <w:r>
-        <w:t>Enter the OTP on the website login page to complete verification</w:t>
-      </w:r>
-    </w:p>
-    <w:p>
-      <w:pPr>
-        <w:pStyle w:val="ListBullet"/>
-      </w:pPr>
-      <w:r>
-        <w:t>Your account is auto-created with a synthetic email (e.g., 85570961423@nexus.local)</w:t>
-      </w:r>
-    </w:p>
-    <w:p>
-      <w:pPr>
-        <w:pStyle w:val="Heading2"/>
-      </w:pPr>
-      <w:r>
-        <w:t>2.3 Login</w:t>
-      </w:r>
-    </w:p>
-    <w:p>
-      <w:r>
-        <w:t>Enter your email (or phone number) and password, then click "Login". You will be redirected to your dashboard.</w:t>
+        <w:rPr>
+          <w:rFonts w:ascii="Segoe UI" w:hAnsi="Segoe UI" w:cs="Segoe UI"/>
+          <w:b w:val="0"/>
+          <w:i w:val="0"/>
+          <w:color w:val="0B1F2E"/>
+          <w:sz w:val="21"/>
+        </w:rPr>
+        <w:t>Full-width Recent History showing recent transactions and payments</w:t>
       </w:r>
     </w:p>
     <w:p>
       <w:pPr>
         <w:pStyle w:val="Heading1"/>
+        <w:spacing w:before="360" w:after="120"/>
+        <w:pBdr>
+          <w:bottom w:val="single" w:sz="12" w:space="4" w:color="00BDAA"/>
+        </w:pBdr>
       </w:pPr>
       <w:r>
-        <w:t>3. Your Dashboard</w:t>
-      </w:r>
-    </w:p>
-    <w:p>
-      <w:r>
-        <w:t>After login, the Customer Dashboard shows:</w:t>
-      </w:r>
-    </w:p>
-    <w:p>
-      <w:pPr>
-        <w:pStyle w:val="ListBullet"/>
-      </w:pPr>
-      <w:r>
-        <w:t>Balance card: Current balance with "Repay" (opens KHQR page) and "Apply Loan" buttons</w:t>
-      </w:r>
-    </w:p>
-    <w:p>
-      <w:pPr>
-        <w:pStyle w:val="ListBullet"/>
-      </w:pPr>
-      <w:r>
-        <w:t>Next installment due date with days remaining</w:t>
-      </w:r>
-    </w:p>
-    <w:p>
-      <w:pPr>
-        <w:pStyle w:val="ListBullet"/>
-      </w:pPr>
-      <w:r>
-        <w:t>Loan progress bar showing month X of 24 with percentage</w:t>
-      </w:r>
-    </w:p>
-    <w:p>
-      <w:pPr>
-        <w:pStyle w:val="ListBullet"/>
-      </w:pPr>
-      <w:r>
-        <w:t>Recent History: up to 6 recent transactions (payments, loan disbursements) with "View All"</w:t>
-      </w:r>
-    </w:p>
-    <w:p>
-      <w:pPr>
-        <w:pStyle w:val="Heading1"/>
-      </w:pPr>
-      <w:r>
+        <w:rPr>
+          <w:rFonts w:ascii="Segoe UI" w:hAnsi="Segoe UI" w:cs="Segoe UI"/>
+          <w:b/>
+          <w:i w:val="0"/>
+          <w:color w:val="0B1F2E"/>
+          <w:sz w:val="32"/>
+        </w:rPr>
         <w:t>4. Applying for a Loan</w:t>
       </w:r>
     </w:p>
     <w:p>
       <w:pPr>
         <w:pStyle w:val="Heading2"/>
+        <w:spacing w:before="240" w:after="80"/>
       </w:pPr>
       <w:r>
+        <w:rPr>
+          <w:rFonts w:ascii="Segoe UI" w:hAnsi="Segoe UI" w:cs="Segoe UI"/>
+          <w:b/>
+          <w:i w:val="0"/>
+          <w:color w:val="008A7C"/>
+          <w:sz w:val="26"/>
+        </w:rPr>
         <w:t>4.1 Start Application</w:t>
       </w:r>
     </w:p>
     <w:p>
       <w:r>
-        <w:t>Click "Apply Loan" from the balance card or sidebar menu.</w:t>
+        <w:rPr>
+          <w:rFonts w:ascii="Segoe UI" w:hAnsi="Segoe UI" w:cs="Segoe UI"/>
+          <w:b w:val="0"/>
+          <w:i w:val="0"/>
+          <w:color w:val="0B1F2E"/>
+          <w:sz w:val="21"/>
+        </w:rPr>
+        <w:t>Click 'Apply for Loan' from the sidebar or dashboard.</w:t>
       </w:r>
     </w:p>
     <w:p>
       <w:pPr>
         <w:pStyle w:val="Heading2"/>
+        <w:spacing w:before="240" w:after="80"/>
       </w:pPr>
       <w:r>
+        <w:rPr>
+          <w:rFonts w:ascii="Segoe UI" w:hAnsi="Segoe UI" w:cs="Segoe UI"/>
+          <w:b/>
+          <w:i w:val="0"/>
+          <w:color w:val="008A7C"/>
+          <w:sz w:val="26"/>
+        </w:rPr>
         <w:t>4.2 Fill in Details</w:t>
       </w:r>
     </w:p>
     <w:p>
       <w:pPr>
         <w:pStyle w:val="ListBullet"/>
+        <w:spacing w:after="60"/>
+        <w:ind w:left="432"/>
       </w:pPr>
       <w:r>
-        <w:t>Personal Information (name, phone/email)</w:t>
+        <w:rPr>
+          <w:rFonts w:ascii="Segoe UI" w:hAnsi="Segoe UI" w:cs="Segoe UI"/>
+          <w:b w:val="0"/>
+          <w:i w:val="0"/>
+          <w:color w:val="0B1F2E"/>
+          <w:sz w:val="21"/>
+        </w:rPr>
+        <w:t>Personal Information (name, email, phone)</w:t>
       </w:r>
     </w:p>
     <w:p>
       <w:pPr>
         <w:pStyle w:val="ListBullet"/>
+        <w:spacing w:after="60"/>
+        <w:ind w:left="432"/>
       </w:pPr>
       <w:r>
+        <w:rPr>
+          <w:rFonts w:ascii="Segoe UI" w:hAnsi="Segoe UI" w:cs="Segoe UI"/>
+          <w:b w:val="0"/>
+          <w:i w:val="0"/>
+          <w:color w:val="0B1F2E"/>
+          <w:sz w:val="21"/>
+        </w:rPr>
         <w:t>Loan Type (SME Loan, Personal Loan, etc.)</w:t>
       </w:r>
     </w:p>
     <w:p>
       <w:pPr>
         <w:pStyle w:val="ListBullet"/>
+        <w:spacing w:after="60"/>
+        <w:ind w:left="432"/>
       </w:pPr>
       <w:r>
+        <w:rPr>
+          <w:rFonts w:ascii="Segoe UI" w:hAnsi="Segoe UI" w:cs="Segoe UI"/>
+          <w:b w:val="0"/>
+          <w:i w:val="0"/>
+          <w:color w:val="0B1F2E"/>
+          <w:sz w:val="21"/>
+        </w:rPr>
         <w:t>Loan Amount and Duration</w:t>
       </w:r>
     </w:p>
     <w:p>
       <w:pPr>
         <w:pStyle w:val="ListBullet"/>
+        <w:spacing w:after="60"/>
+        <w:ind w:left="432"/>
       </w:pPr>
       <w:r>
+        <w:rPr>
+          <w:rFonts w:ascii="Segoe UI" w:hAnsi="Segoe UI" w:cs="Segoe UI"/>
+          <w:b w:val="0"/>
+          <w:i w:val="0"/>
+          <w:color w:val="0B1F2E"/>
+          <w:sz w:val="21"/>
+        </w:rPr>
         <w:t>Purpose of the loan</w:t>
       </w:r>
     </w:p>
     <w:p>
       <w:pPr>
         <w:pStyle w:val="ListBullet"/>
+        <w:spacing w:after="60"/>
+        <w:ind w:left="432"/>
       </w:pPr>
       <w:r>
+        <w:rPr>
+          <w:rFonts w:ascii="Segoe UI" w:hAnsi="Segoe UI" w:cs="Segoe UI"/>
+          <w:b w:val="0"/>
+          <w:i w:val="0"/>
+          <w:color w:val="0B1F2E"/>
+          <w:sz w:val="21"/>
+        </w:rPr>
         <w:t>Monthly income information</w:t>
       </w:r>
     </w:p>
     <w:p>
       <w:pPr>
         <w:pStyle w:val="Heading2"/>
+        <w:spacing w:before="240" w:after="80"/>
       </w:pPr>
       <w:r>
+        <w:rPr>
+          <w:rFonts w:ascii="Segoe UI" w:hAnsi="Segoe UI" w:cs="Segoe UI"/>
+          <w:b/>
+          <w:i w:val="0"/>
+          <w:color w:val="008A7C"/>
+          <w:sz w:val="26"/>
+        </w:rPr>
         <w:t>4.3 Submit</w:t>
       </w:r>
     </w:p>
     <w:p>
       <w:r>
-        <w:t>Review your details and click 'Submit Application'. Your application will be reviewed by a Loan Officer. You will receive a Telegram notification when the status changes.</w:t>
+        <w:rPr>
+          <w:rFonts w:ascii="Segoe UI" w:hAnsi="Segoe UI" w:cs="Segoe UI"/>
+          <w:b w:val="0"/>
+          <w:i w:val="0"/>
+          <w:color w:val="0B1F2E"/>
+          <w:sz w:val="21"/>
+        </w:rPr>
+        <w:t>Review your details and click 'Submit Application'. Your application will be reviewed by a Loan Officer.</w:t>
       </w:r>
     </w:p>
     <w:p>
       <w:pPr>
         <w:pStyle w:val="Heading1"/>
+        <w:spacing w:before="360" w:after="120"/>
+        <w:pBdr>
+          <w:bottom w:val="single" w:sz="12" w:space="4" w:color="00BDAA"/>
+        </w:pBdr>
       </w:pPr>
       <w:r>
+        <w:rPr>
+          <w:rFonts w:ascii="Segoe UI" w:hAnsi="Segoe UI" w:cs="Segoe UI"/>
+          <w:b/>
+          <w:i w:val="0"/>
+          <w:color w:val="0B1F2E"/>
+          <w:sz w:val="32"/>
+        </w:rPr>
         <w:t>5. Making Payments</w:t>
       </w:r>
     </w:p>
     <w:p>
       <w:pPr>
         <w:pStyle w:val="Heading2"/>
+        <w:spacing w:before="240" w:after="80"/>
       </w:pPr>
       <w:r>
-        <w:t>5.1 Loan Repayment (KHQR / ABA PayWay)</w:t>
+        <w:rPr>
+          <w:rFonts w:ascii="Segoe UI" w:hAnsi="Segoe UI" w:cs="Segoe UI"/>
+          <w:b/>
+          <w:i w:val="0"/>
+          <w:color w:val="008A7C"/>
+          <w:sz w:val="26"/>
+        </w:rPr>
+        <w:t>5.1 KHQR Payment Page</w:t>
       </w:r>
     </w:p>
     <w:p>
       <w:r>
-        <w:t>Click "Repay" on the balance card to navigate to the KHQR Payment page. Choose a payment amount: next installment, full balance, or a custom amount.</w:t>
+        <w:rPr>
+          <w:rFonts w:ascii="Segoe UI" w:hAnsi="Segoe UI" w:cs="Segoe UI"/>
+          <w:b w:val="0"/>
+          <w:i w:val="0"/>
+          <w:color w:val="0B1F2E"/>
+          <w:sz w:val="21"/>
+        </w:rPr>
+        <w:t>Navigate to 'KHQR Payment' in the sidebar. The page shows your next installment due and outstanding balance for your active loan.</w:t>
       </w:r>
     </w:p>
     <w:p>
       <w:pPr>
-        <w:pStyle w:val="ListBullet"/>
+        <w:pStyle w:val="ListNumber"/>
+        <w:spacing w:after="60"/>
       </w:pPr>
       <w:r>
+        <w:rPr>
+          <w:rFonts w:ascii="Segoe UI" w:hAnsi="Segoe UI" w:cs="Segoe UI"/>
+          <w:b w:val="0"/>
+          <w:i w:val="0"/>
+          <w:color w:val="0B1F2E"/>
+          <w:sz w:val="21"/>
+        </w:rPr>
+        <w:t>Choose a payment amount: next installment, full balance, or a custom amount</w:t>
+      </w:r>
+    </w:p>
+    <w:p>
+      <w:pPr>
+        <w:pStyle w:val="ListNumber"/>
+        <w:spacing w:after="60"/>
+      </w:pPr>
+      <w:r>
+        <w:rPr>
+          <w:rFonts w:ascii="Segoe UI" w:hAnsi="Segoe UI" w:cs="Segoe UI"/>
+          <w:b w:val="0"/>
+          <w:i w:val="0"/>
+          <w:color w:val="0B1F2E"/>
+          <w:sz w:val="21"/>
+        </w:rPr>
         <w:t>Click 'Pay Now' — an ABA PayWay secure checkout page opens in a new tab</w:t>
       </w:r>
     </w:p>
     <w:p>
       <w:pPr>
-        <w:pStyle w:val="ListBullet"/>
+        <w:pStyle w:val="ListNumber"/>
+        <w:spacing w:after="60"/>
       </w:pPr>
       <w:r>
+        <w:rPr>
+          <w:rFonts w:ascii="Segoe UI" w:hAnsi="Segoe UI" w:cs="Segoe UI"/>
+          <w:b w:val="0"/>
+          <w:i w:val="0"/>
+          <w:color w:val="0B1F2E"/>
+          <w:sz w:val="21"/>
+        </w:rPr>
         <w:t>Complete the payment with KHQR, ABA PAY, cards, or another supported method</w:t>
       </w:r>
     </w:p>
     <w:p>
       <w:pPr>
-        <w:pStyle w:val="ListBullet"/>
+        <w:pStyle w:val="ListNumber"/>
+        <w:spacing w:after="60"/>
       </w:pPr>
       <w:r>
+        <w:rPr>
+          <w:rFonts w:ascii="Segoe UI" w:hAnsi="Segoe UI" w:cs="Segoe UI"/>
+          <w:b w:val="0"/>
+          <w:i w:val="0"/>
+          <w:color w:val="0B1F2E"/>
+          <w:sz w:val="21"/>
+        </w:rPr>
         <w:t>After payment you are returned to the success page and the dashboard updates automatically</w:t>
       </w:r>
     </w:p>
     <w:p>
       <w:pPr>
-        <w:pStyle w:val="ListBullet"/>
+        <w:pStyle w:val="Heading2"/>
+        <w:spacing w:before="240" w:after="80"/>
       </w:pPr>
       <w:r>
-        <w:t>You can also scan the KHQR code shown on the checkout page with any Bakong-compatible banking app</w:t>
-      </w:r>
-    </w:p>
-    <w:p>
-      <w:pPr>
-        <w:pStyle w:val="Heading2"/>
-      </w:pPr>
-      <w:r>
+        <w:rPr>
+          <w:rFonts w:ascii="Segoe UI" w:hAnsi="Segoe UI" w:cs="Segoe UI"/>
+          <w:b/>
+          <w:i w:val="0"/>
+          <w:color w:val="008A7C"/>
+          <w:sz w:val="26"/>
+        </w:rPr>
         <w:t>5.2 View Transactions</w:t>
       </w:r>
     </w:p>
     <w:p>
       <w:r>
-        <w:t>Check "Recent History" on the dashboard or click "View All" to see the full transaction history page with pagination. Each transaction shows: type, amount, status, date, and description.</w:t>
+        <w:rPr>
+          <w:rFonts w:ascii="Segoe UI" w:hAnsi="Segoe UI" w:cs="Segoe UI"/>
+          <w:b w:val="0"/>
+          <w:i w:val="0"/>
+          <w:color w:val="0B1F2E"/>
+          <w:sz w:val="21"/>
+        </w:rPr>
+        <w:t>Check 'Loans' in the sidebar to see your loan cards and transaction history. The merged Loans + History page shows all your past transactions and payments.</w:t>
       </w:r>
     </w:p>
     <w:p>
       <w:pPr>
         <w:pStyle w:val="Heading1"/>
+        <w:spacing w:before="360" w:after="120"/>
+        <w:pBdr>
+          <w:bottom w:val="single" w:sz="12" w:space="4" w:color="00BDAA"/>
+        </w:pBdr>
       </w:pPr>
       <w:r>
+        <w:rPr>
+          <w:rFonts w:ascii="Segoe UI" w:hAnsi="Segoe UI" w:cs="Segoe UI"/>
+          <w:b/>
+          <w:i w:val="0"/>
+          <w:color w:val="0B1F2E"/>
+          <w:sz w:val="32"/>
+        </w:rPr>
         <w:t>6. Managing Your Profile</w:t>
       </w:r>
     </w:p>
     <w:p>
       <w:r>
+        <w:rPr>
+          <w:rFonts w:ascii="Segoe UI" w:hAnsi="Segoe UI" w:cs="Segoe UI"/>
+          <w:b w:val="0"/>
+          <w:i w:val="0"/>
+          <w:color w:val="0B1F2E"/>
+          <w:sz w:val="21"/>
+        </w:rPr>
         <w:t>Navigate to 'Profile' in the sidebar to update your information:</w:t>
       </w:r>
     </w:p>
     <w:p>
       <w:pPr>
         <w:pStyle w:val="ListBullet"/>
+        <w:spacing w:after="60"/>
+        <w:ind w:left="432"/>
       </w:pPr>
       <w:r>
+        <w:rPr>
+          <w:rFonts w:ascii="Segoe UI" w:hAnsi="Segoe UI" w:cs="Segoe UI"/>
+          <w:b w:val="0"/>
+          <w:i w:val="0"/>
+          <w:color w:val="0B1F2E"/>
+          <w:sz w:val="21"/>
+        </w:rPr>
         <w:t>Name, email, and phone number</w:t>
       </w:r>
     </w:p>
     <w:p>
       <w:pPr>
         <w:pStyle w:val="ListBullet"/>
+        <w:spacing w:after="60"/>
+        <w:ind w:left="432"/>
       </w:pPr>
       <w:r>
-        <w:t>Change your password (phone-only users receive OTP via Telegram &amp; SMS; email users via email)</w:t>
+        <w:rPr>
+          <w:rFonts w:ascii="Segoe UI" w:hAnsi="Segoe UI" w:cs="Segoe UI"/>
+          <w:b w:val="0"/>
+          <w:i w:val="0"/>
+          <w:color w:val="0B1F2E"/>
+          <w:sz w:val="21"/>
+        </w:rPr>
+        <w:t>Change your password (requires OTP verification)</w:t>
       </w:r>
     </w:p>
     <w:p>
       <w:pPr>
         <w:pStyle w:val="ListBullet"/>
+        <w:spacing w:after="60"/>
+        <w:ind w:left="432"/>
       </w:pPr>
       <w:r>
-        <w:t>View your role, account status, and Telegram linking status</w:t>
-      </w:r>
-    </w:p>
-    <w:p>
-      <w:pPr>
-        <w:pStyle w:val="Heading1"/>
-      </w:pPr>
-      <w:r>
-        <w:t>7. Frequently Asked Questions</w:t>
+        <w:rPr>
+          <w:rFonts w:ascii="Segoe UI" w:hAnsi="Segoe UI" w:cs="Segoe UI"/>
+          <w:b w:val="0"/>
+          <w:i w:val="0"/>
+          <w:color w:val="0B1F2E"/>
+          <w:sz w:val="21"/>
+        </w:rPr>
+        <w:t>Change your phone number (requires Telegram verification)</w:t>
       </w:r>
     </w:p>
     <w:p>
       <w:pPr>
         <w:pStyle w:val="ListBullet"/>
+        <w:spacing w:after="60"/>
+        <w:ind w:left="432"/>
       </w:pPr>
       <w:r>
-        <w:t>Q: What if I don't have an email?</w:t>
+        <w:rPr>
+          <w:rFonts w:ascii="Segoe UI" w:hAnsi="Segoe UI" w:cs="Segoe UI"/>
+          <w:b w:val="0"/>
+          <w:i w:val="0"/>
+          <w:color w:val="0B1F2E"/>
+          <w:sz w:val="21"/>
+        </w:rPr>
+        <w:t>View your role and account status</w:t>
       </w:r>
     </w:p>
+    <w:tbl>
+      <w:tblPr>
+        <w:tblStyle w:val="TableGrid"/>
+        <w:tblW w:type="auto" w:w="0"/>
+        <w:tblLook w:firstColumn="1" w:firstRow="1" w:lastColumn="0" w:lastRow="0" w:noHBand="0" w:noVBand="1" w:val="04A0"/>
+      </w:tblPr>
+      <w:tblGrid>
+        <w:gridCol w:w="9317"/>
+      </w:tblGrid>
+      <w:tr>
+        <w:tc>
+          <w:tcPr>
+            <w:tcW w:type="dxa" w:w="9317"/>
+            <w:tcBorders>
+              <w:left w:val="single" w:sz="28" w:space="0" w:color="00BDAA"/>
+            </w:tcBorders>
+            <w:shd w:val="clear" w:fill="E0F7F4"/>
+            <w:tcMar>
+              <w:top w:w="140" w:type="dxa"/>
+              <w:start w:w="200" w:type="dxa"/>
+              <w:bottom w:w="140" w:type="dxa"/>
+              <w:end w:w="200" w:type="dxa"/>
+            </w:tcMar>
+          </w:tcPr>
+          <w:p>
+            <w:pPr>
+              <w:spacing w:after="60"/>
+            </w:pPr>
+            <w:r/>
+            <w:r>
+              <w:rPr>
+                <w:rFonts w:ascii="Segoe UI" w:hAnsi="Segoe UI" w:cs="Segoe UI"/>
+                <w:b/>
+                <w:i w:val="0"/>
+                <w:color w:val="0B1F2E"/>
+                <w:sz w:val="21"/>
+              </w:rPr>
+              <w:t>Phone change verification</w:t>
+            </w:r>
+          </w:p>
+          <w:p>
+            <w:pPr>
+              <w:spacing w:after="0"/>
+            </w:pPr>
+            <w:r>
+              <w:rPr>
+                <w:rFonts w:ascii="Segoe UI" w:hAnsi="Segoe UI" w:cs="Segoe UI"/>
+                <w:b w:val="0"/>
+                <w:i w:val="0"/>
+                <w:color w:val="0B1F2E"/>
+                <w:sz w:val="20"/>
+              </w:rPr>
+              <w:t>When you update your phone number, you'll see an amber notification prompting you to verify via Telegram. Click 'Verify via Telegram' to complete the change.</w:t>
+            </w:r>
+          </w:p>
+        </w:tc>
+      </w:tr>
+    </w:tbl>
     <w:p>
-      <w:r>
-        <w:t>A: You can register via Telegram phone sharing — no email required. The system creates a synthetic email for your account.</w:t>
-      </w:r>
+      <w:pPr>
+        <w:spacing w:after="40"/>
+      </w:pPr>
     </w:p>
     <w:p>
       <w:pPr>
-        <w:pStyle w:val="ListBullet"/>
+        <w:pStyle w:val="Heading1"/>
+        <w:spacing w:before="360" w:after="120"/>
+        <w:pBdr>
+          <w:bottom w:val="single" w:sz="12" w:space="4" w:color="00BDAA"/>
+        </w:pBdr>
       </w:pPr>
       <w:r>
-        <w:t>Q: How do I link my Telegram account?</w:t>
+        <w:rPr>
+          <w:rFonts w:ascii="Segoe UI" w:hAnsi="Segoe UI" w:cs="Segoe UI"/>
+          <w:b/>
+          <w:i w:val="0"/>
+          <w:color w:val="0B1F2E"/>
+          <w:sz w:val="32"/>
+        </w:rPr>
+        <w:t>7. Frequently Asked Questions</w:t>
       </w:r>
     </w:p>
-    <w:p>
-      <w:r>
-        <w:t>A: Open the Telegram bot, click "Share Phone Number to Link", and share your phone. Your account is automatically linked.</w:t>
-      </w:r>
-    </w:p>
+    <w:tbl>
+      <w:tblPr>
+        <w:tblStyle w:val="TableGrid"/>
+        <w:tblW w:type="auto" w:w="0"/>
+        <w:jc w:val="center"/>
+        <w:tblLayout w:type="fixed"/>
+        <w:tblLook w:firstColumn="1" w:firstRow="1" w:lastColumn="0" w:lastRow="0" w:noHBand="0" w:noVBand="1" w:val="04A0"/>
+      </w:tblPr>
+      <w:tblGrid>
+        <w:gridCol w:w="4658"/>
+        <w:gridCol w:w="4658"/>
+      </w:tblGrid>
+      <w:tr>
+        <w:tc>
+          <w:tcPr>
+            <w:tcW w:type="dxa" w:w="3456"/>
+            <w:shd w:val="clear" w:fill="0B1F2E"/>
+            <w:tcMar>
+              <w:top w:w="80" w:type="dxa"/>
+              <w:start w:w="120" w:type="dxa"/>
+              <w:bottom w:w="80" w:type="dxa"/>
+              <w:end w:w="120" w:type="dxa"/>
+            </w:tcMar>
+            <w:vAlign w:val="center"/>
+          </w:tcPr>
+          <w:p>
+            <w:pPr>
+              <w:jc w:val="left"/>
+            </w:pPr>
+            <w:r/>
+            <w:r>
+              <w:rPr>
+                <w:rFonts w:ascii="Segoe UI" w:hAnsi="Segoe UI" w:cs="Segoe UI"/>
+                <w:b/>
+                <w:i w:val="0"/>
+                <w:color w:val="FFFFFF"/>
+                <w:sz w:val="19"/>
+              </w:rPr>
+              <w:t>Question</w:t>
+            </w:r>
+          </w:p>
+        </w:tc>
+        <w:tc>
+          <w:tcPr>
+            <w:tcW w:type="dxa" w:w="5760"/>
+            <w:shd w:val="clear" w:fill="0B1F2E"/>
+            <w:tcMar>
+              <w:top w:w="80" w:type="dxa"/>
+              <w:start w:w="120" w:type="dxa"/>
+              <w:bottom w:w="80" w:type="dxa"/>
+              <w:end w:w="120" w:type="dxa"/>
+            </w:tcMar>
+            <w:vAlign w:val="center"/>
+          </w:tcPr>
+          <w:p>
+            <w:pPr>
+              <w:jc w:val="left"/>
+            </w:pPr>
+            <w:r/>
+            <w:r>
+              <w:rPr>
+                <w:rFonts w:ascii="Segoe UI" w:hAnsi="Segoe UI" w:cs="Segoe UI"/>
+                <w:b/>
+                <w:i w:val="0"/>
+                <w:color w:val="FFFFFF"/>
+                <w:sz w:val="19"/>
+              </w:rPr>
+              <w:t>Answer</w:t>
+            </w:r>
+          </w:p>
+        </w:tc>
+      </w:tr>
+      <w:tr>
+        <w:tc>
+          <w:tcPr>
+            <w:tcW w:type="dxa" w:w="3456"/>
+            <w:tcMar>
+              <w:top w:w="80" w:type="dxa"/>
+              <w:start w:w="120" w:type="dxa"/>
+              <w:bottom w:w="80" w:type="dxa"/>
+              <w:end w:w="120" w:type="dxa"/>
+            </w:tcMar>
+            <w:vAlign w:val="center"/>
+          </w:tcPr>
+          <w:p>
+            <w:pPr>
+              <w:spacing w:after="20"/>
+            </w:pPr>
+            <w:r/>
+            <w:r>
+              <w:rPr>
+                <w:rFonts w:ascii="Segoe UI" w:hAnsi="Segoe UI" w:cs="Segoe UI"/>
+                <w:b w:val="0"/>
+                <w:i w:val="0"/>
+                <w:color w:val="0B1F2E"/>
+                <w:sz w:val="19"/>
+              </w:rPr>
+              <w:t>How long does loan approval take?</w:t>
+            </w:r>
+          </w:p>
+        </w:tc>
+        <w:tc>
+          <w:tcPr>
+            <w:tcW w:type="dxa" w:w="5760"/>
+            <w:tcMar>
+              <w:top w:w="80" w:type="dxa"/>
+              <w:start w:w="120" w:type="dxa"/>
+              <w:bottom w:w="80" w:type="dxa"/>
+              <w:end w:w="120" w:type="dxa"/>
+            </w:tcMar>
+            <w:vAlign w:val="center"/>
+          </w:tcPr>
+          <w:p>
+            <w:pPr>
+              <w:spacing w:after="20"/>
+            </w:pPr>
+            <w:r/>
+            <w:r>
+              <w:rPr>
+                <w:rFonts w:ascii="Segoe UI" w:hAnsi="Segoe UI" w:cs="Segoe UI"/>
+                <w:b w:val="0"/>
+                <w:i w:val="0"/>
+                <w:color w:val="0B1F2E"/>
+                <w:sz w:val="19"/>
+              </w:rPr>
+              <w:t>Typically 1-3 business days after submission.</w:t>
+            </w:r>
+          </w:p>
+        </w:tc>
+      </w:tr>
+      <w:tr>
+        <w:tc>
+          <w:tcPr>
+            <w:tcW w:type="dxa" w:w="3456"/>
+            <w:shd w:val="clear" w:fill="F4F8FA"/>
+            <w:tcMar>
+              <w:top w:w="80" w:type="dxa"/>
+              <w:start w:w="120" w:type="dxa"/>
+              <w:bottom w:w="80" w:type="dxa"/>
+              <w:end w:w="120" w:type="dxa"/>
+            </w:tcMar>
+            <w:vAlign w:val="center"/>
+          </w:tcPr>
+          <w:p>
+            <w:pPr>
+              <w:spacing w:after="20"/>
+            </w:pPr>
+            <w:r/>
+            <w:r>
+              <w:rPr>
+                <w:rFonts w:ascii="Segoe UI" w:hAnsi="Segoe UI" w:cs="Segoe UI"/>
+                <w:b w:val="0"/>
+                <w:i w:val="0"/>
+                <w:color w:val="0B1F2E"/>
+                <w:sz w:val="19"/>
+              </w:rPr>
+              <w:t>What payment methods are accepted?</w:t>
+            </w:r>
+          </w:p>
+        </w:tc>
+        <w:tc>
+          <w:tcPr>
+            <w:tcW w:type="dxa" w:w="5760"/>
+            <w:shd w:val="clear" w:fill="F4F8FA"/>
+            <w:tcMar>
+              <w:top w:w="80" w:type="dxa"/>
+              <w:start w:w="120" w:type="dxa"/>
+              <w:bottom w:w="80" w:type="dxa"/>
+              <w:end w:w="120" w:type="dxa"/>
+            </w:tcMar>
+            <w:vAlign w:val="center"/>
+          </w:tcPr>
+          <w:p>
+            <w:pPr>
+              <w:spacing w:after="20"/>
+            </w:pPr>
+            <w:r/>
+            <w:r>
+              <w:rPr>
+                <w:rFonts w:ascii="Segoe UI" w:hAnsi="Segoe UI" w:cs="Segoe UI"/>
+                <w:b w:val="0"/>
+                <w:i w:val="0"/>
+                <w:color w:val="0B1F2E"/>
+                <w:sz w:val="19"/>
+              </w:rPr>
+              <w:t>KHQR (Bakong) and ABA PayWay hosted checkout (KHQR, ABA PAY, cards).</w:t>
+            </w:r>
+          </w:p>
+        </w:tc>
+      </w:tr>
+      <w:tr>
+        <w:tc>
+          <w:tcPr>
+            <w:tcW w:type="dxa" w:w="3456"/>
+            <w:tcMar>
+              <w:top w:w="80" w:type="dxa"/>
+              <w:start w:w="120" w:type="dxa"/>
+              <w:bottom w:w="80" w:type="dxa"/>
+              <w:end w:w="120" w:type="dxa"/>
+            </w:tcMar>
+            <w:vAlign w:val="center"/>
+          </w:tcPr>
+          <w:p>
+            <w:pPr>
+              <w:spacing w:after="20"/>
+            </w:pPr>
+            <w:r/>
+            <w:r>
+              <w:rPr>
+                <w:rFonts w:ascii="Segoe UI" w:hAnsi="Segoe UI" w:cs="Segoe UI"/>
+                <w:b w:val="0"/>
+                <w:i w:val="0"/>
+                <w:color w:val="0B1F2E"/>
+                <w:sz w:val="19"/>
+              </w:rPr>
+              <w:t>Can I apply for multiple loans?</w:t>
+            </w:r>
+          </w:p>
+        </w:tc>
+        <w:tc>
+          <w:tcPr>
+            <w:tcW w:type="dxa" w:w="5760"/>
+            <w:tcMar>
+              <w:top w:w="80" w:type="dxa"/>
+              <w:start w:w="120" w:type="dxa"/>
+              <w:bottom w:w="80" w:type="dxa"/>
+              <w:end w:w="120" w:type="dxa"/>
+            </w:tcMar>
+            <w:vAlign w:val="center"/>
+          </w:tcPr>
+          <w:p>
+            <w:pPr>
+              <w:spacing w:after="20"/>
+            </w:pPr>
+            <w:r/>
+            <w:r>
+              <w:rPr>
+                <w:rFonts w:ascii="Segoe UI" w:hAnsi="Segoe UI" w:cs="Segoe UI"/>
+                <w:b w:val="0"/>
+                <w:i w:val="0"/>
+                <w:color w:val="0B1F2E"/>
+                <w:sz w:val="19"/>
+              </w:rPr>
+              <w:t>Check with your loan officer for policy details.</w:t>
+            </w:r>
+          </w:p>
+        </w:tc>
+      </w:tr>
+      <w:tr>
+        <w:tc>
+          <w:tcPr>
+            <w:tcW w:type="dxa" w:w="3456"/>
+            <w:shd w:val="clear" w:fill="F4F8FA"/>
+            <w:tcMar>
+              <w:top w:w="80" w:type="dxa"/>
+              <w:start w:w="120" w:type="dxa"/>
+              <w:bottom w:w="80" w:type="dxa"/>
+              <w:end w:w="120" w:type="dxa"/>
+            </w:tcMar>
+            <w:vAlign w:val="center"/>
+          </w:tcPr>
+          <w:p>
+            <w:pPr>
+              <w:spacing w:after="20"/>
+            </w:pPr>
+            <w:r/>
+            <w:r>
+              <w:rPr>
+                <w:rFonts w:ascii="Segoe UI" w:hAnsi="Segoe UI" w:cs="Segoe UI"/>
+                <w:b w:val="0"/>
+                <w:i w:val="0"/>
+                <w:color w:val="0B1F2E"/>
+                <w:sz w:val="19"/>
+              </w:rPr>
+              <w:t>How do I link my Telegram account?</w:t>
+            </w:r>
+          </w:p>
+        </w:tc>
+        <w:tc>
+          <w:tcPr>
+            <w:tcW w:type="dxa" w:w="5760"/>
+            <w:shd w:val="clear" w:fill="F4F8FA"/>
+            <w:tcMar>
+              <w:top w:w="80" w:type="dxa"/>
+              <w:start w:w="120" w:type="dxa"/>
+              <w:bottom w:w="80" w:type="dxa"/>
+              <w:end w:w="120" w:type="dxa"/>
+            </w:tcMar>
+            <w:vAlign w:val="center"/>
+          </w:tcPr>
+          <w:p>
+            <w:pPr>
+              <w:spacing w:after="20"/>
+            </w:pPr>
+            <w:r/>
+            <w:r>
+              <w:rPr>
+                <w:rFonts w:ascii="Segoe UI" w:hAnsi="Segoe UI" w:cs="Segoe UI"/>
+                <w:b w:val="0"/>
+                <w:i w:val="0"/>
+                <w:color w:val="0B1F2E"/>
+                <w:sz w:val="19"/>
+              </w:rPr>
+              <w:t>Open the bot chat and tap 'Share Phone Number' to link instantly.</w:t>
+            </w:r>
+          </w:p>
+        </w:tc>
+      </w:tr>
+      <w:tr>
+        <w:tc>
+          <w:tcPr>
+            <w:tcW w:type="dxa" w:w="3456"/>
+            <w:tcMar>
+              <w:top w:w="80" w:type="dxa"/>
+              <w:start w:w="120" w:type="dxa"/>
+              <w:bottom w:w="80" w:type="dxa"/>
+              <w:end w:w="120" w:type="dxa"/>
+            </w:tcMar>
+            <w:vAlign w:val="center"/>
+          </w:tcPr>
+          <w:p>
+            <w:pPr>
+              <w:spacing w:after="20"/>
+            </w:pPr>
+            <w:r/>
+            <w:r>
+              <w:rPr>
+                <w:rFonts w:ascii="Segoe UI" w:hAnsi="Segoe UI" w:cs="Segoe UI"/>
+                <w:b w:val="0"/>
+                <w:i w:val="0"/>
+                <w:color w:val="0B1F2E"/>
+                <w:sz w:val="19"/>
+              </w:rPr>
+              <w:t>How do I change my password?</w:t>
+            </w:r>
+          </w:p>
+        </w:tc>
+        <w:tc>
+          <w:tcPr>
+            <w:tcW w:type="dxa" w:w="5760"/>
+            <w:tcMar>
+              <w:top w:w="80" w:type="dxa"/>
+              <w:start w:w="120" w:type="dxa"/>
+              <w:bottom w:w="80" w:type="dxa"/>
+              <w:end w:w="120" w:type="dxa"/>
+            </w:tcMar>
+            <w:vAlign w:val="center"/>
+          </w:tcPr>
+          <w:p>
+            <w:pPr>
+              <w:spacing w:after="20"/>
+            </w:pPr>
+            <w:r/>
+            <w:r>
+              <w:rPr>
+                <w:rFonts w:ascii="Segoe UI" w:hAnsi="Segoe UI" w:cs="Segoe UI"/>
+                <w:b w:val="0"/>
+                <w:i w:val="0"/>
+                <w:color w:val="0B1F2E"/>
+                <w:sz w:val="19"/>
+              </w:rPr>
+              <w:t>Send /changepassword to the Telegram bot (@nexusfinancefintech_bot).</w:t>
+            </w:r>
+          </w:p>
+        </w:tc>
+      </w:tr>
+      <w:tr>
+        <w:tc>
+          <w:tcPr>
+            <w:tcW w:type="dxa" w:w="3456"/>
+            <w:shd w:val="clear" w:fill="F4F8FA"/>
+            <w:tcMar>
+              <w:top w:w="80" w:type="dxa"/>
+              <w:start w:w="120" w:type="dxa"/>
+              <w:bottom w:w="80" w:type="dxa"/>
+              <w:end w:w="120" w:type="dxa"/>
+            </w:tcMar>
+            <w:vAlign w:val="center"/>
+          </w:tcPr>
+          <w:p>
+            <w:pPr>
+              <w:spacing w:after="20"/>
+            </w:pPr>
+            <w:r/>
+            <w:r>
+              <w:rPr>
+                <w:rFonts w:ascii="Segoe UI" w:hAnsi="Segoe UI" w:cs="Segoe UI"/>
+                <w:b w:val="0"/>
+                <w:i w:val="0"/>
+                <w:color w:val="0B1F2E"/>
+                <w:sz w:val="19"/>
+              </w:rPr>
+              <w:t>How do I change my phone number?</w:t>
+            </w:r>
+          </w:p>
+        </w:tc>
+        <w:tc>
+          <w:tcPr>
+            <w:tcW w:type="dxa" w:w="5760"/>
+            <w:shd w:val="clear" w:fill="F4F8FA"/>
+            <w:tcMar>
+              <w:top w:w="80" w:type="dxa"/>
+              <w:start w:w="120" w:type="dxa"/>
+              <w:bottom w:w="80" w:type="dxa"/>
+              <w:end w:w="120" w:type="dxa"/>
+            </w:tcMar>
+            <w:vAlign w:val="center"/>
+          </w:tcPr>
+          <w:p>
+            <w:pPr>
+              <w:spacing w:after="20"/>
+            </w:pPr>
+            <w:r/>
+            <w:r>
+              <w:rPr>
+                <w:rFonts w:ascii="Segoe UI" w:hAnsi="Segoe UI" w:cs="Segoe UI"/>
+                <w:b w:val="0"/>
+                <w:i w:val="0"/>
+                <w:color w:val="0B1F2E"/>
+                <w:sz w:val="19"/>
+              </w:rPr>
+              <w:t>Update your phone on the Profile page, then verify via Telegram.</w:t>
+            </w:r>
+          </w:p>
+        </w:tc>
+      </w:tr>
+      <w:tr>
+        <w:tc>
+          <w:tcPr>
+            <w:tcW w:type="dxa" w:w="3456"/>
+            <w:tcMar>
+              <w:top w:w="80" w:type="dxa"/>
+              <w:start w:w="120" w:type="dxa"/>
+              <w:bottom w:w="80" w:type="dxa"/>
+              <w:end w:w="120" w:type="dxa"/>
+            </w:tcMar>
+            <w:vAlign w:val="center"/>
+          </w:tcPr>
+          <w:p>
+            <w:pPr>
+              <w:spacing w:after="20"/>
+            </w:pPr>
+            <w:r/>
+            <w:r>
+              <w:rPr>
+                <w:rFonts w:ascii="Segoe UI" w:hAnsi="Segoe UI" w:cs="Segoe UI"/>
+                <w:b w:val="0"/>
+                <w:i w:val="0"/>
+                <w:color w:val="0B1F2E"/>
+                <w:sz w:val="19"/>
+              </w:rPr>
+              <w:t>I don't have an email, can I still use the platform?</w:t>
+            </w:r>
+          </w:p>
+        </w:tc>
+        <w:tc>
+          <w:tcPr>
+            <w:tcW w:type="dxa" w:w="5760"/>
+            <w:tcMar>
+              <w:top w:w="80" w:type="dxa"/>
+              <w:start w:w="120" w:type="dxa"/>
+              <w:bottom w:w="80" w:type="dxa"/>
+              <w:end w:w="120" w:type="dxa"/>
+            </w:tcMar>
+            <w:vAlign w:val="center"/>
+          </w:tcPr>
+          <w:p>
+            <w:pPr>
+              <w:spacing w:after="20"/>
+            </w:pPr>
+            <w:r/>
+            <w:r>
+              <w:rPr>
+                <w:rFonts w:ascii="Segoe UI" w:hAnsi="Segoe UI" w:cs="Segoe UI"/>
+                <w:b w:val="0"/>
+                <w:i w:val="0"/>
+                <w:color w:val="0B1F2E"/>
+                <w:sz w:val="19"/>
+              </w:rPr>
+              <w:t>Yes! Register with your phone number. All OTPs are sent via Telegram or SMS — no email needed.</w:t>
+            </w:r>
+          </w:p>
+        </w:tc>
+      </w:tr>
+    </w:tbl>
     <w:p>
       <w:pPr>
-        <w:pStyle w:val="ListBullet"/>
+        <w:spacing w:after="40"/>
       </w:pPr>
-      <w:r>
-        <w:t>Q: How do I repay my loan?</w:t>
-      </w:r>
-    </w:p>
-    <w:p>
-      <w:r>
-        <w:t>A: Click "Repay" on the balance card — you'll be taken to the KHQR Payment page where you can pay via KHQR, ABA PAY, or cards through ABA PayWay.</w:t>
-      </w:r>
-    </w:p>
-    <w:p>
-      <w:pPr>
-        <w:pStyle w:val="ListBullet"/>
-      </w:pPr>
-      <w:r>
-        <w:t>Q: Can I apply for another loan while I have an active one?</w:t>
-      </w:r>
-    </w:p>
-    <w:p>
-      <w:r>
-        <w:t>A: Yes, click "Apply Loan" on the balance card to start a new application.</w:t>
-      </w:r>
-    </w:p>
-    <w:p>
-      <w:pPr>
-        <w:pStyle w:val="ListBullet"/>
-      </w:pPr>
-      <w:r>
-        <w:t>Q: What happens if I forget my password?</w:t>
-      </w:r>
-    </w:p>
-    <w:p>
-      <w:r>
-        <w:t>A: Click "Forgot Password?" on the login page. Phone-only users receive OTP via Telegram &amp; SMS; email users receive OTP via email.</w:t>
-      </w:r>
     </w:p>
     <w:sectPr>
-      <w:pgSz w:w="12240" w:h="15840"/>
-      <w:pgMar w:top="1440" w:right="1800" w:bottom="1440" w:left="1800" w:header="720" w:footer="720" w:gutter="0"/>
+      <w:headerReference w:type="default" r:id="rId9"/>
+      <w:footerReference w:type="default" r:id="rId10"/>
+      <w:pgSz w:w="11909" w:h="16834"/>
+      <w:pgMar w:top="1152" w:right="1296" w:bottom="1152" w:left="1296" w:header="720" w:footer="720" w:gutter="0"/>
       <w:cols w:space="720"/>
       <w:docGrid w:linePitch="360"/>
     </w:sectPr>
   </w:body>
 </w:document>
+</file>
+
+<file path=word/footer1.xml><?xml version="1.0" encoding="utf-8"?>
+<w:ftr xmlns:m="http://schemas.openxmlformats.org/officeDocument/2006/math" xmlns:mc="http://schemas.openxmlformats.org/markup-compatibility/2006" xmlns:mo="http://schemas.microsoft.com/office/mac/office/2008/main" xmlns:mv="urn:schemas-microsoft-com:mac:vml" xmlns:o="urn:schemas-microsoft-com:office:office" xmlns:r="http://schemas.openxmlformats.org/officeDocument/2006/relationships" xmlns:v="urn:schemas-microsoft-com:vml" xmlns:w10="urn:schemas-microsoft-com:office:word" xmlns:w14="http://schemas.microsoft.com/office/word/2010/wordml" xmlns:w="http://schemas.openxmlformats.org/wordprocessingml/2006/main" xmlns:wne="http://schemas.microsoft.com/office/word/2006/wordml" xmlns:wp14="http://schemas.microsoft.com/office/word/2010/wordprocessingDrawing" xmlns:wp="http://schemas.openxmlformats.org/drawingml/2006/wordprocessingDrawing" xmlns:wpc="http://schemas.microsoft.com/office/word/2010/wordprocessingCanvas" xmlns:wpg="http://schemas.microsoft.com/office/word/2010/wordprocessingGroup" xmlns:wpi="http://schemas.microsoft.com/office/word/2010/wordprocessingInk" xmlns:wps="http://schemas.microsoft.com/office/word/2010/wordprocessingShape" mc:Ignorable="w14 wp14">
+  <w:p>
+    <w:pPr>
+      <w:pStyle w:val="Footer"/>
+      <w:jc w:val="center"/>
+    </w:pPr>
+    <w:r/>
+    <w:r>
+      <w:rPr>
+        <w:rFonts w:ascii="Segoe UI" w:hAnsi="Segoe UI" w:cs="Segoe UI"/>
+        <w:b w:val="0"/>
+        <w:i w:val="0"/>
+        <w:color w:val="6B7A89"/>
+        <w:sz w:val="16"/>
+      </w:rPr>
+      <w:t>NexusFinance — User Manual — Customer  •  NF-DOC-005  •  Internal &amp; Confidential</w:t>
+    </w:r>
+    <w:r>
+      <w:rPr>
+        <w:rFonts w:ascii="Segoe UI" w:hAnsi="Segoe UI" w:cs="Segoe UI"/>
+        <w:b w:val="0"/>
+        <w:i w:val="0"/>
+        <w:color w:val="6B7A89"/>
+        <w:sz w:val="16"/>
+      </w:rPr>
+      <w:t xml:space="preserve">  •  Page </w:t>
+    </w:r>
+    <w:r>
+      <w:fldChar w:fldCharType="begin"/>
+      <w:instrText xml:space="preserve">PAGE</w:instrText>
+      <w:fldChar w:fldCharType="separate"/>
+      <w:t>1</w:t>
+      <w:fldChar w:fldCharType="end"/>
+    </w:r>
+  </w:p>
+</w:ftr>
+</file>
+
+<file path=word/header1.xml><?xml version="1.0" encoding="utf-8"?>
+<w:hdr xmlns:m="http://schemas.openxmlformats.org/officeDocument/2006/math" xmlns:mc="http://schemas.openxmlformats.org/markup-compatibility/2006" xmlns:mo="http://schemas.microsoft.com/office/mac/office/2008/main" xmlns:mv="urn:schemas-microsoft-com:mac:vml" xmlns:o="urn:schemas-microsoft-com:office:office" xmlns:r="http://schemas.openxmlformats.org/officeDocument/2006/relationships" xmlns:v="urn:schemas-microsoft-com:vml" xmlns:w10="urn:schemas-microsoft-com:office:word" xmlns:w14="http://schemas.microsoft.com/office/word/2010/wordml" xmlns:w="http://schemas.openxmlformats.org/wordprocessingml/2006/main" xmlns:wne="http://schemas.microsoft.com/office/word/2006/wordml" xmlns:wp14="http://schemas.microsoft.com/office/word/2010/wordprocessingDrawing" xmlns:wp="http://schemas.openxmlformats.org/drawingml/2006/wordprocessingDrawing" xmlns:wpc="http://schemas.microsoft.com/office/word/2010/wordprocessingCanvas" xmlns:wpg="http://schemas.microsoft.com/office/word/2010/wordprocessingGroup" xmlns:wpi="http://schemas.microsoft.com/office/word/2010/wordprocessingInk" xmlns:wps="http://schemas.microsoft.com/office/word/2010/wordprocessingShape" mc:Ignorable="w14 wp14">
+  <w:p>
+    <w:pPr>
+      <w:pStyle w:val="Header"/>
+    </w:pPr>
+    <w:r/>
+  </w:p>
+</w:hdr>
 </file>
 
 <file path=word/numbering.xml><?xml version="1.0" encoding="utf-8"?>
@@ -898,6 +2513,14 @@
     <w:name w:val="Normal"/>
     <w:qFormat/>
     <w:rsid w:val="00FC693F"/>
+    <w:pPr>
+      <w:spacing w:after="140" w:line="324" w:lineRule="auto"/>
+    </w:pPr>
+    <w:rPr>
+      <w:rFonts w:ascii="Segoe UI" w:hAnsi="Segoe UI" w:cs="Segoe UI"/>
+      <w:color w:val="0B1F2E"/>
+      <w:sz w:val="21"/>
+    </w:rPr>
   </w:style>
   <w:style w:type="paragraph" w:styleId="Header">
     <w:name w:val="header"/>
